--- a/docs/06-domain-models.docx
+++ b/docs/06-domain-models.docx
@@ -2,7 +2,7 @@
 <file path=word/document.xml><?xml version="1.0" encoding="utf-8"?>
 <w:document xmlns:w="http://schemas.openxmlformats.org/wordprocessingml/2006/main" xmlns:m="http://schemas.openxmlformats.org/officeDocument/2006/math" xmlns:r="http://schemas.openxmlformats.org/officeDocument/2006/relationships" xmlns:o="urn:schemas-microsoft-com:office:office" xmlns:v="urn:schemas-microsoft-com:vml" xmlns:w10="urn:schemas-microsoft-com:office:word" xmlns:a="http://schemas.openxmlformats.org/drawingml/2006/main" xmlns:pic="http://schemas.openxmlformats.org/drawingml/2006/picture" xmlns:wp="http://schemas.openxmlformats.org/drawingml/2006/wordprocessingDrawing">
   <w:body>
-    <w:bookmarkStart w:id="18" w:name="pojo-domain-models"/>
+    <w:bookmarkStart w:id="19" w:name="pojo-domain-models"/>
     <w:p>
       <w:pPr>
         <w:pStyle w:val="Heading1"/>
@@ -130,6 +130,12 @@
         </w:rPr>
         <w:t xml:space="preserve">role: 'user' | 'admin'</w:t>
       </w:r>
+      <w:r>
+        <w:t xml:space="preserve"> </w:t>
+      </w:r>
+      <w:r>
+        <w:t xml:space="preserve">(judge access is per-hackathon, not a field here)</w:t>
+      </w:r>
     </w:p>
     <w:p>
       <w:pPr>
@@ -143,7 +149,7 @@
         <w:rPr>
           <w:rStyle w:val="VerbatimChar"/>
         </w:rPr>
-        <w:t xml:space="preserve">is_judge: 0 | 1</w:t>
+        <w:t xml:space="preserve">created_at: string (ISO)</w:t>
       </w:r>
     </w:p>
     <w:p>
@@ -158,21 +164,6 @@
         <w:rPr>
           <w:rStyle w:val="VerbatimChar"/>
         </w:rPr>
-        <w:t xml:space="preserve">created_at: string (ISO)</w:t>
-      </w:r>
-    </w:p>
-    <w:p>
-      <w:pPr>
-        <w:pStyle w:val="Compact"/>
-        <w:numPr>
-          <w:ilvl w:val="1"/>
-          <w:numId w:val="1002"/>
-        </w:numPr>
-      </w:pPr>
-      <w:r>
-        <w:rPr>
-          <w:rStyle w:val="VerbatimChar"/>
-        </w:rPr>
         <w:t xml:space="preserve">password_hash: string</w:t>
       </w:r>
       <w:r>
@@ -183,7 +174,7 @@
       </w:r>
     </w:p>
     <w:bookmarkEnd w:id="9"/>
-    <w:bookmarkStart w:id="10" w:name="model-config"/>
+    <w:bookmarkStart w:id="10" w:name="model-hackathon"/>
     <w:p>
       <w:pPr>
         <w:pStyle w:val="Heading3"/>
@@ -198,7 +189,7 @@
         <w:rPr>
           <w:rStyle w:val="VerbatimChar"/>
         </w:rPr>
-        <w:t xml:space="preserve">Config</w:t>
+        <w:t xml:space="preserve">Hackathon</w:t>
       </w:r>
     </w:p>
     <w:p>
@@ -223,7 +214,7 @@
         <w:rPr>
           <w:rStyle w:val="VerbatimChar"/>
         </w:rPr>
-        <w:t xml:space="preserve">id: 1</w:t>
+        <w:t xml:space="preserve">id: integer</w:t>
       </w:r>
       <w:r>
         <w:t xml:space="preserve">,</w:t>
@@ -235,7 +226,7 @@
         <w:rPr>
           <w:rStyle w:val="VerbatimChar"/>
         </w:rPr>
-        <w:t xml:space="preserve">hackathon_name: string</w:t>
+        <w:t xml:space="preserve">name: string</w:t>
       </w:r>
       <w:r>
         <w:t xml:space="preserve">,</w:t>
@@ -249,9 +240,72 @@
         </w:rPr>
         <w:t xml:space="preserve">details: string</w:t>
       </w:r>
+      <w:r>
+        <w:t xml:space="preserve">,</w:t>
+      </w:r>
+      <w:r>
+        <w:t xml:space="preserve"> </w:t>
+      </w:r>
+      <w:r>
+        <w:rPr>
+          <w:rStyle w:val="VerbatimChar"/>
+        </w:rPr>
+        <w:t xml:space="preserve">created_by: integer</w:t>
+      </w:r>
+      <w:r>
+        <w:t xml:space="preserve">,</w:t>
+      </w:r>
+      <w:r>
+        <w:t xml:space="preserve"> </w:t>
+      </w:r>
+      <w:r>
+        <w:rPr>
+          <w:rStyle w:val="VerbatimChar"/>
+        </w:rPr>
+        <w:t xml:space="preserve">created_at: string</w:t>
+      </w:r>
+      <w:r>
+        <w:t xml:space="preserve">. API list shape adds</w:t>
+      </w:r>
+      <w:r>
+        <w:t xml:space="preserve"> </w:t>
+      </w:r>
+      <w:r>
+        <w:rPr>
+          <w:rStyle w:val="VerbatimChar"/>
+        </w:rPr>
+        <w:t xml:space="preserve">project_count</w:t>
+      </w:r>
+      <w:r>
+        <w:t xml:space="preserve">,</w:t>
+      </w:r>
+      <w:r>
+        <w:t xml:space="preserve"> </w:t>
+      </w:r>
+      <w:r>
+        <w:rPr>
+          <w:rStyle w:val="VerbatimChar"/>
+        </w:rPr>
+        <w:t xml:space="preserve">judge_count</w:t>
+      </w:r>
+      <w:r>
+        <w:t xml:space="preserve">,</w:t>
+      </w:r>
+      <w:r>
+        <w:t xml:space="preserve"> </w:t>
+      </w:r>
+      <w:r>
+        <w:rPr>
+          <w:rStyle w:val="VerbatimChar"/>
+        </w:rPr>
+        <w:t xml:space="preserve">is_judge</w:t>
+      </w:r>
+      <w:r>
+        <w:t xml:space="preserve">.</w:t>
+      </w:r>
     </w:p>
     <w:bookmarkEnd w:id="10"/>
-    <w:bookmarkStart w:id="11" w:name="model-track-sponsor"/>
+    <w:bookmarkStart w:id="11" w:name="model-hackathonjudge"/>
     <w:p>
       <w:pPr>
         <w:pStyle w:val="Heading3"/>
@@ -266,22 +320,7 @@
         <w:rPr>
           <w:rStyle w:val="VerbatimChar"/>
         </w:rPr>
-        <w:t xml:space="preserve">Track</w:t>
-      </w:r>
-      <w:r>
-        <w:t xml:space="preserve"> </w:t>
-      </w:r>
-      <w:r>
-        <w:t xml:space="preserve">/</w:t>
-      </w:r>
-      <w:r>
-        <w:t xml:space="preserve"> </w:t>
-      </w:r>
-      <w:r>
-        <w:rPr>
-          <w:rStyle w:val="VerbatimChar"/>
-        </w:rPr>
-        <w:t xml:space="preserve">Sponsor</w:t>
+        <w:t xml:space="preserve">HackathonJudge</w:t>
       </w:r>
     </w:p>
     <w:p>
@@ -318,11 +357,35 @@
         <w:rPr>
           <w:rStyle w:val="VerbatimChar"/>
         </w:rPr>
-        <w:t xml:space="preserve">name: string</w:t>
+        <w:t xml:space="preserve">hackathon_id: integer</w:t>
+      </w:r>
+      <w:r>
+        <w:t xml:space="preserve">,</w:t>
+      </w:r>
+      <w:r>
+        <w:t xml:space="preserve"> </w:t>
+      </w:r>
+      <w:r>
+        <w:rPr>
+          <w:rStyle w:val="VerbatimChar"/>
+        </w:rPr>
+        <w:t xml:space="preserve">user_id: integer</w:t>
+      </w:r>
+      <w:r>
+        <w:t xml:space="preserve"> </w:t>
+      </w:r>
+      <w:r>
+        <w:t xml:space="preserve">— a user granted</w:t>
+      </w:r>
+      <w:r>
+        <w:t xml:space="preserve"> </w:t>
+      </w:r>
+      <w:r>
+        <w:t xml:space="preserve">view+judge access to one hackathon.</w:t>
       </w:r>
     </w:p>
     <w:bookmarkEnd w:id="11"/>
-    <w:bookmarkStart w:id="12" w:name="model-matchingprofile"/>
+    <w:bookmarkStart w:id="12" w:name="model-track-sponsor"/>
     <w:p>
       <w:pPr>
         <w:pStyle w:val="Heading3"/>
@@ -337,7 +400,22 @@
         <w:rPr>
           <w:rStyle w:val="VerbatimChar"/>
         </w:rPr>
-        <w:t xml:space="preserve">MatchingProfile</w:t>
+        <w:t xml:space="preserve">Track</w:t>
+      </w:r>
+      <w:r>
+        <w:t xml:space="preserve"> </w:t>
+      </w:r>
+      <w:r>
+        <w:t xml:space="preserve">/</w:t>
+      </w:r>
+      <w:r>
+        <w:t xml:space="preserve"> </w:t>
+      </w:r>
+      <w:r>
+        <w:rPr>
+          <w:rStyle w:val="VerbatimChar"/>
+        </w:rPr>
+        <w:t xml:space="preserve">Sponsor</w:t>
       </w:r>
     </w:p>
     <w:p>
@@ -355,179 +433,65 @@
         </w:rPr>
         <w:t xml:space="preserve">Fields:</w:t>
       </w:r>
-    </w:p>
-    <w:p>
-      <w:pPr>
-        <w:pStyle w:val="Compact"/>
-        <w:numPr>
-          <w:ilvl w:val="1"/>
+      <w:r>
+        <w:t xml:space="preserve"> </w:t>
+      </w:r>
+      <w:r>
+        <w:rPr>
+          <w:rStyle w:val="VerbatimChar"/>
+        </w:rPr>
+        <w:t xml:space="preserve">id: integer</w:t>
+      </w:r>
+      <w:r>
+        <w:t xml:space="preserve">,</w:t>
+      </w:r>
+      <w:r>
+        <w:t xml:space="preserve"> </w:t>
+      </w:r>
+      <w:r>
+        <w:rPr>
+          <w:rStyle w:val="VerbatimChar"/>
+        </w:rPr>
+        <w:t xml:space="preserve">hackathon_id: integer</w:t>
+      </w:r>
+      <w:r>
+        <w:t xml:space="preserve">,</w:t>
+      </w:r>
+      <w:r>
+        <w:t xml:space="preserve"> </w:t>
+      </w:r>
+      <w:r>
+        <w:rPr>
+          <w:rStyle w:val="VerbatimChar"/>
+        </w:rPr>
+        <w:t xml:space="preserve">name: string</w:t>
+      </w:r>
+    </w:p>
+    <w:bookmarkEnd w:id="12"/>
+    <w:bookmarkStart w:id="13" w:name="model-matchingprofile"/>
+    <w:p>
+      <w:pPr>
+        <w:pStyle w:val="Heading3"/>
+      </w:pPr>
+      <w:r>
+        <w:t xml:space="preserve">Model:</w:t>
+      </w:r>
+      <w:r>
+        <w:t xml:space="preserve"> </w:t>
+      </w:r>
+      <w:r>
+        <w:rPr>
+          <w:rStyle w:val="VerbatimChar"/>
+        </w:rPr>
+        <w:t xml:space="preserve">MatchingProfile</w:t>
+      </w:r>
+    </w:p>
+    <w:p>
+      <w:pPr>
+        <w:pStyle w:val="Compact"/>
+        <w:numPr>
+          <w:ilvl w:val="0"/>
           <w:numId w:val="1006"/>
-        </w:numPr>
-      </w:pPr>
-      <w:r>
-        <w:rPr>
-          <w:rStyle w:val="VerbatimChar"/>
-        </w:rPr>
-        <w:t xml:space="preserve">id: integer</w:t>
-      </w:r>
-    </w:p>
-    <w:p>
-      <w:pPr>
-        <w:pStyle w:val="Compact"/>
-        <w:numPr>
-          <w:ilvl w:val="1"/>
-          <w:numId w:val="1006"/>
-        </w:numPr>
-      </w:pPr>
-      <w:r>
-        <w:rPr>
-          <w:rStyle w:val="VerbatimChar"/>
-        </w:rPr>
-        <w:t xml:space="preserve">user_id: integer</w:t>
-      </w:r>
-    </w:p>
-    <w:p>
-      <w:pPr>
-        <w:pStyle w:val="Compact"/>
-        <w:numPr>
-          <w:ilvl w:val="1"/>
-          <w:numId w:val="1006"/>
-        </w:numPr>
-      </w:pPr>
-      <w:r>
-        <w:rPr>
-          <w:rStyle w:val="VerbatimChar"/>
-        </w:rPr>
-        <w:t xml:space="preserve">role: string</w:t>
-      </w:r>
-    </w:p>
-    <w:p>
-      <w:pPr>
-        <w:pStyle w:val="Compact"/>
-        <w:numPr>
-          <w:ilvl w:val="1"/>
-          <w:numId w:val="1006"/>
-        </w:numPr>
-      </w:pPr>
-      <w:r>
-        <w:rPr>
-          <w:rStyle w:val="VerbatimChar"/>
-        </w:rPr>
-        <w:t xml:space="preserve">plan_to_build: string</w:t>
-      </w:r>
-    </w:p>
-    <w:p>
-      <w:pPr>
-        <w:pStyle w:val="Compact"/>
-        <w:numPr>
-          <w:ilvl w:val="1"/>
-          <w:numId w:val="1006"/>
-        </w:numPr>
-      </w:pPr>
-      <w:r>
-        <w:rPr>
-          <w:rStyle w:val="VerbatimChar"/>
-        </w:rPr>
-        <w:t xml:space="preserve">tracks: integer[]</w:t>
-      </w:r>
-      <w:r>
-        <w:t xml:space="preserve"> </w:t>
-      </w:r>
-      <w:r>
-        <w:t xml:space="preserve">(parsed from JSON text)</w:t>
-      </w:r>
-    </w:p>
-    <w:p>
-      <w:pPr>
-        <w:pStyle w:val="Compact"/>
-        <w:numPr>
-          <w:ilvl w:val="1"/>
-          <w:numId w:val="1006"/>
-        </w:numPr>
-      </w:pPr>
-      <w:r>
-        <w:rPr>
-          <w:rStyle w:val="VerbatimChar"/>
-        </w:rPr>
-        <w:t xml:space="preserve">sponsors: integer[]</w:t>
-      </w:r>
-      <w:r>
-        <w:t xml:space="preserve"> </w:t>
-      </w:r>
-      <w:r>
-        <w:t xml:space="preserve">(parsed from JSON text)</w:t>
-      </w:r>
-    </w:p>
-    <w:p>
-      <w:pPr>
-        <w:pStyle w:val="Compact"/>
-        <w:numPr>
-          <w:ilvl w:val="1"/>
-          <w:numId w:val="1006"/>
-        </w:numPr>
-      </w:pPr>
-      <w:r>
-        <w:rPr>
-          <w:rStyle w:val="VerbatimChar"/>
-        </w:rPr>
-        <w:t xml:space="preserve">matched: 0 | 1</w:t>
-      </w:r>
-    </w:p>
-    <w:p>
-      <w:pPr>
-        <w:pStyle w:val="Compact"/>
-        <w:numPr>
-          <w:ilvl w:val="1"/>
-          <w:numId w:val="1006"/>
-        </w:numPr>
-      </w:pPr>
-      <w:r>
-        <w:rPr>
-          <w:rStyle w:val="VerbatimChar"/>
-        </w:rPr>
-        <w:t xml:space="preserve">group_id: integer | null</w:t>
-      </w:r>
-    </w:p>
-    <w:p>
-      <w:pPr>
-        <w:pStyle w:val="Compact"/>
-        <w:numPr>
-          <w:ilvl w:val="1"/>
-          <w:numId w:val="1006"/>
-        </w:numPr>
-      </w:pPr>
-      <w:r>
-        <w:rPr>
-          <w:rStyle w:val="VerbatimChar"/>
-        </w:rPr>
-        <w:t xml:space="preserve">created_at: string</w:t>
-      </w:r>
-    </w:p>
-    <w:bookmarkEnd w:id="12"/>
-    <w:bookmarkStart w:id="13" w:name="model-matchingrun"/>
-    <w:p>
-      <w:pPr>
-        <w:pStyle w:val="Heading3"/>
-      </w:pPr>
-      <w:r>
-        <w:t xml:space="preserve">Model:</w:t>
-      </w:r>
-      <w:r>
-        <w:t xml:space="preserve"> </w:t>
-      </w:r>
-      <w:r>
-        <w:rPr>
-          <w:rStyle w:val="VerbatimChar"/>
-        </w:rPr>
-        <w:t xml:space="preserve">MatchingRun</w:t>
-      </w:r>
-    </w:p>
-    <w:p>
-      <w:pPr>
-        <w:pStyle w:val="Compact"/>
-        <w:numPr>
-          <w:ilvl w:val="0"/>
-          <w:numId w:val="1007"/>
         </w:numPr>
       </w:pPr>
       <w:r>
@@ -537,54 +501,171 @@
         </w:rPr>
         <w:t xml:space="preserve">Fields:</w:t>
       </w:r>
-      <w:r>
-        <w:t xml:space="preserve"> </w:t>
-      </w:r>
+    </w:p>
+    <w:p>
+      <w:pPr>
+        <w:pStyle w:val="Compact"/>
+        <w:numPr>
+          <w:ilvl w:val="1"/>
+          <w:numId w:val="1007"/>
+        </w:numPr>
+      </w:pPr>
       <w:r>
         <w:rPr>
           <w:rStyle w:val="VerbatimChar"/>
         </w:rPr>
         <w:t xml:space="preserve">id: integer</w:t>
       </w:r>
-      <w:r>
-        <w:t xml:space="preserve">,</w:t>
-      </w:r>
-      <w:r>
-        <w:t xml:space="preserve"> </w:t>
-      </w:r>
+    </w:p>
+    <w:p>
+      <w:pPr>
+        <w:pStyle w:val="Compact"/>
+        <w:numPr>
+          <w:ilvl w:val="1"/>
+          <w:numId w:val="1007"/>
+        </w:numPr>
+      </w:pPr>
+      <w:r>
+        <w:rPr>
+          <w:rStyle w:val="VerbatimChar"/>
+        </w:rPr>
+        <w:t xml:space="preserve">hackathon_id: integer</w:t>
+      </w:r>
+    </w:p>
+    <w:p>
+      <w:pPr>
+        <w:pStyle w:val="Compact"/>
+        <w:numPr>
+          <w:ilvl w:val="1"/>
+          <w:numId w:val="1007"/>
+        </w:numPr>
+      </w:pPr>
+      <w:r>
+        <w:rPr>
+          <w:rStyle w:val="VerbatimChar"/>
+        </w:rPr>
+        <w:t xml:space="preserve">user_id: integer</w:t>
+      </w:r>
+    </w:p>
+    <w:p>
+      <w:pPr>
+        <w:pStyle w:val="Compact"/>
+        <w:numPr>
+          <w:ilvl w:val="1"/>
+          <w:numId w:val="1007"/>
+        </w:numPr>
+      </w:pPr>
+      <w:r>
+        <w:rPr>
+          <w:rStyle w:val="VerbatimChar"/>
+        </w:rPr>
+        <w:t xml:space="preserve">role: string</w:t>
+      </w:r>
+    </w:p>
+    <w:p>
+      <w:pPr>
+        <w:pStyle w:val="Compact"/>
+        <w:numPr>
+          <w:ilvl w:val="1"/>
+          <w:numId w:val="1007"/>
+        </w:numPr>
+      </w:pPr>
+      <w:r>
+        <w:rPr>
+          <w:rStyle w:val="VerbatimChar"/>
+        </w:rPr>
+        <w:t xml:space="preserve">plan_to_build: string</w:t>
+      </w:r>
+    </w:p>
+    <w:p>
+      <w:pPr>
+        <w:pStyle w:val="Compact"/>
+        <w:numPr>
+          <w:ilvl w:val="1"/>
+          <w:numId w:val="1007"/>
+        </w:numPr>
+      </w:pPr>
+      <w:r>
+        <w:rPr>
+          <w:rStyle w:val="VerbatimChar"/>
+        </w:rPr>
+        <w:t xml:space="preserve">tracks: integer[]</w:t>
+      </w:r>
+      <w:r>
+        <w:t xml:space="preserve"> </w:t>
+      </w:r>
+      <w:r>
+        <w:t xml:space="preserve">(parsed from JSON text)</w:t>
+      </w:r>
+    </w:p>
+    <w:p>
+      <w:pPr>
+        <w:pStyle w:val="Compact"/>
+        <w:numPr>
+          <w:ilvl w:val="1"/>
+          <w:numId w:val="1007"/>
+        </w:numPr>
+      </w:pPr>
+      <w:r>
+        <w:rPr>
+          <w:rStyle w:val="VerbatimChar"/>
+        </w:rPr>
+        <w:t xml:space="preserve">sponsors: integer[]</w:t>
+      </w:r>
+      <w:r>
+        <w:t xml:space="preserve"> </w:t>
+      </w:r>
+      <w:r>
+        <w:t xml:space="preserve">(parsed from JSON text)</w:t>
+      </w:r>
+    </w:p>
+    <w:p>
+      <w:pPr>
+        <w:pStyle w:val="Compact"/>
+        <w:numPr>
+          <w:ilvl w:val="1"/>
+          <w:numId w:val="1007"/>
+        </w:numPr>
+      </w:pPr>
+      <w:r>
+        <w:rPr>
+          <w:rStyle w:val="VerbatimChar"/>
+        </w:rPr>
+        <w:t xml:space="preserve">matched: 0 | 1</w:t>
+      </w:r>
+    </w:p>
+    <w:p>
+      <w:pPr>
+        <w:pStyle w:val="Compact"/>
+        <w:numPr>
+          <w:ilvl w:val="1"/>
+          <w:numId w:val="1007"/>
+        </w:numPr>
+      </w:pPr>
+      <w:r>
+        <w:rPr>
+          <w:rStyle w:val="VerbatimChar"/>
+        </w:rPr>
+        <w:t xml:space="preserve">group_id: integer | null</w:t>
+      </w:r>
+    </w:p>
+    <w:p>
+      <w:pPr>
+        <w:pStyle w:val="Compact"/>
+        <w:numPr>
+          <w:ilvl w:val="1"/>
+          <w:numId w:val="1007"/>
+        </w:numPr>
+      </w:pPr>
       <w:r>
         <w:rPr>
           <w:rStyle w:val="VerbatimChar"/>
         </w:rPr>
         <w:t xml:space="preserve">created_at: string</w:t>
       </w:r>
-      <w:r>
-        <w:t xml:space="preserve">,</w:t>
-      </w:r>
-      <w:r>
-        <w:t xml:space="preserve"> </w:t>
-      </w:r>
-      <w:r>
-        <w:rPr>
-          <w:rStyle w:val="VerbatimChar"/>
-        </w:rPr>
-        <w:t xml:space="preserve">group_count: integer</w:t>
-      </w:r>
-      <w:r>
-        <w:t xml:space="preserve">,</w:t>
-      </w:r>
-      <w:r>
-        <w:t xml:space="preserve"> </w:t>
-      </w:r>
-      <w:r>
-        <w:rPr>
-          <w:rStyle w:val="VerbatimChar"/>
-        </w:rPr>
-        <w:t xml:space="preserve">people_count: integer</w:t>
-      </w:r>
     </w:p>
     <w:bookmarkEnd w:id="13"/>
-    <w:bookmarkStart w:id="14" w:name="X19f28b0f5511edbd286f51ed7ed64181e2ef3cb"/>
+    <w:bookmarkStart w:id="14" w:name="model-matchingrun"/>
     <w:p>
       <w:pPr>
         <w:pStyle w:val="Heading3"/>
@@ -599,13 +680,7 @@
         <w:rPr>
           <w:rStyle w:val="VerbatimChar"/>
         </w:rPr>
-        <w:t xml:space="preserve">Project</w:t>
-      </w:r>
-      <w:r>
-        <w:t xml:space="preserve"> </w:t>
-      </w:r>
-      <w:r>
-        <w:t xml:space="preserve">(detail shape returned by the API)</w:t>
+        <w:t xml:space="preserve">MatchingRun</w:t>
       </w:r>
     </w:p>
     <w:p>
@@ -623,182 +698,95 @@
         </w:rPr>
         <w:t xml:space="preserve">Fields:</w:t>
       </w:r>
-    </w:p>
-    <w:p>
-      <w:pPr>
-        <w:pStyle w:val="Compact"/>
-        <w:numPr>
-          <w:ilvl w:val="1"/>
+      <w:r>
+        <w:t xml:space="preserve"> </w:t>
+      </w:r>
+      <w:r>
+        <w:rPr>
+          <w:rStyle w:val="VerbatimChar"/>
+        </w:rPr>
+        <w:t xml:space="preserve">id: integer</w:t>
+      </w:r>
+      <w:r>
+        <w:t xml:space="preserve">,</w:t>
+      </w:r>
+      <w:r>
+        <w:t xml:space="preserve"> </w:t>
+      </w:r>
+      <w:r>
+        <w:rPr>
+          <w:rStyle w:val="VerbatimChar"/>
+        </w:rPr>
+        <w:t xml:space="preserve">hackathon_id: integer</w:t>
+      </w:r>
+      <w:r>
+        <w:t xml:space="preserve">,</w:t>
+      </w:r>
+      <w:r>
+        <w:t xml:space="preserve"> </w:t>
+      </w:r>
+      <w:r>
+        <w:rPr>
+          <w:rStyle w:val="VerbatimChar"/>
+        </w:rPr>
+        <w:t xml:space="preserve">created_at: string</w:t>
+      </w:r>
+      <w:r>
+        <w:t xml:space="preserve">,</w:t>
+      </w:r>
+      <w:r>
+        <w:t xml:space="preserve"> </w:t>
+      </w:r>
+      <w:r>
+        <w:rPr>
+          <w:rStyle w:val="VerbatimChar"/>
+        </w:rPr>
+        <w:t xml:space="preserve">group_count: integer</w:t>
+      </w:r>
+      <w:r>
+        <w:t xml:space="preserve">,</w:t>
+      </w:r>
+      <w:r>
+        <w:t xml:space="preserve"> </w:t>
+      </w:r>
+      <w:r>
+        <w:rPr>
+          <w:rStyle w:val="VerbatimChar"/>
+        </w:rPr>
+        <w:t xml:space="preserve">people_count: integer</w:t>
+      </w:r>
+    </w:p>
+    <w:bookmarkEnd w:id="14"/>
+    <w:bookmarkStart w:id="15" w:name="X19f28b0f5511edbd286f51ed7ed64181e2ef3cb"/>
+    <w:p>
+      <w:pPr>
+        <w:pStyle w:val="Heading3"/>
+      </w:pPr>
+      <w:r>
+        <w:t xml:space="preserve">Model:</w:t>
+      </w:r>
+      <w:r>
+        <w:t xml:space="preserve"> </w:t>
+      </w:r>
+      <w:r>
+        <w:rPr>
+          <w:rStyle w:val="VerbatimChar"/>
+        </w:rPr>
+        <w:t xml:space="preserve">Project</w:t>
+      </w:r>
+      <w:r>
+        <w:t xml:space="preserve"> </w:t>
+      </w:r>
+      <w:r>
+        <w:t xml:space="preserve">(detail shape returned by the API)</w:t>
+      </w:r>
+    </w:p>
+    <w:p>
+      <w:pPr>
+        <w:pStyle w:val="Compact"/>
+        <w:numPr>
+          <w:ilvl w:val="0"/>
           <w:numId w:val="1009"/>
-        </w:numPr>
-      </w:pPr>
-      <w:r>
-        <w:rPr>
-          <w:rStyle w:val="VerbatimChar"/>
-        </w:rPr>
-        <w:t xml:space="preserve">id: integer</w:t>
-      </w:r>
-    </w:p>
-    <w:p>
-      <w:pPr>
-        <w:pStyle w:val="Compact"/>
-        <w:numPr>
-          <w:ilvl w:val="1"/>
-          <w:numId w:val="1009"/>
-        </w:numPr>
-      </w:pPr>
-      <w:r>
-        <w:rPr>
-          <w:rStyle w:val="VerbatimChar"/>
-        </w:rPr>
-        <w:t xml:space="preserve">name: string</w:t>
-      </w:r>
-    </w:p>
-    <w:p>
-      <w:pPr>
-        <w:pStyle w:val="Compact"/>
-        <w:numPr>
-          <w:ilvl w:val="1"/>
-          <w:numId w:val="1009"/>
-        </w:numPr>
-      </w:pPr>
-      <w:r>
-        <w:rPr>
-          <w:rStyle w:val="VerbatimChar"/>
-        </w:rPr>
-        <w:t xml:space="preserve">short_description: string</w:t>
-      </w:r>
-    </w:p>
-    <w:p>
-      <w:pPr>
-        <w:pStyle w:val="Compact"/>
-        <w:numPr>
-          <w:ilvl w:val="1"/>
-          <w:numId w:val="1009"/>
-        </w:numPr>
-      </w:pPr>
-      <w:r>
-        <w:rPr>
-          <w:rStyle w:val="VerbatimChar"/>
-        </w:rPr>
-        <w:t xml:space="preserve">demo_video_link: string</w:t>
-      </w:r>
-    </w:p>
-    <w:p>
-      <w:pPr>
-        <w:pStyle w:val="Compact"/>
-        <w:numPr>
-          <w:ilvl w:val="1"/>
-          <w:numId w:val="1009"/>
-        </w:numPr>
-      </w:pPr>
-      <w:r>
-        <w:rPr>
-          <w:rStyle w:val="VerbatimChar"/>
-        </w:rPr>
-        <w:t xml:space="preserve">git_link: string</w:t>
-      </w:r>
-    </w:p>
-    <w:p>
-      <w:pPr>
-        <w:pStyle w:val="Compact"/>
-        <w:numPr>
-          <w:ilvl w:val="1"/>
-          <w:numId w:val="1009"/>
-        </w:numPr>
-      </w:pPr>
-      <w:r>
-        <w:rPr>
-          <w:rStyle w:val="VerbatimChar"/>
-        </w:rPr>
-        <w:t xml:space="preserve">created_by: integer</w:t>
-      </w:r>
-    </w:p>
-    <w:p>
-      <w:pPr>
-        <w:pStyle w:val="Compact"/>
-        <w:numPr>
-          <w:ilvl w:val="1"/>
-          <w:numId w:val="1009"/>
-        </w:numPr>
-      </w:pPr>
-      <w:r>
-        <w:rPr>
-          <w:rStyle w:val="VerbatimChar"/>
-        </w:rPr>
-        <w:t xml:space="preserve">created_at: string</w:t>
-      </w:r>
-    </w:p>
-    <w:p>
-      <w:pPr>
-        <w:pStyle w:val="Compact"/>
-        <w:numPr>
-          <w:ilvl w:val="1"/>
-          <w:numId w:val="1009"/>
-        </w:numPr>
-      </w:pPr>
-      <w:r>
-        <w:rPr>
-          <w:rStyle w:val="VerbatimChar"/>
-        </w:rPr>
-        <w:t xml:space="preserve">participants: { id, email, linkedin }[]</w:t>
-      </w:r>
-    </w:p>
-    <w:p>
-      <w:pPr>
-        <w:pStyle w:val="Compact"/>
-        <w:numPr>
-          <w:ilvl w:val="1"/>
-          <w:numId w:val="1009"/>
-        </w:numPr>
-      </w:pPr>
-      <w:r>
-        <w:rPr>
-          <w:rStyle w:val="VerbatimChar"/>
-        </w:rPr>
-        <w:t xml:space="preserve">tracks: { id, name }[]</w:t>
-      </w:r>
-    </w:p>
-    <w:p>
-      <w:pPr>
-        <w:pStyle w:val="Compact"/>
-        <w:numPr>
-          <w:ilvl w:val="1"/>
-          <w:numId w:val="1009"/>
-        </w:numPr>
-      </w:pPr>
-      <w:r>
-        <w:rPr>
-          <w:rStyle w:val="VerbatimChar"/>
-        </w:rPr>
-        <w:t xml:space="preserve">sponsors: { id, name }[]</w:t>
-      </w:r>
-    </w:p>
-    <w:bookmarkEnd w:id="14"/>
-    <w:bookmarkStart w:id="15" w:name="model-score"/>
-    <w:p>
-      <w:pPr>
-        <w:pStyle w:val="Heading3"/>
-      </w:pPr>
-      <w:r>
-        <w:t xml:space="preserve">Model:</w:t>
-      </w:r>
-      <w:r>
-        <w:t xml:space="preserve"> </w:t>
-      </w:r>
-      <w:r>
-        <w:rPr>
-          <w:rStyle w:val="VerbatimChar"/>
-        </w:rPr>
-        <w:t xml:space="preserve">Score</w:t>
-      </w:r>
-    </w:p>
-    <w:p>
-      <w:pPr>
-        <w:pStyle w:val="Compact"/>
-        <w:numPr>
-          <w:ilvl w:val="0"/>
-          <w:numId w:val="1010"/>
         </w:numPr>
       </w:pPr>
       <w:r>
@@ -814,209 +802,191 @@
         <w:pStyle w:val="Compact"/>
         <w:numPr>
           <w:ilvl w:val="1"/>
+          <w:numId w:val="1010"/>
+        </w:numPr>
+      </w:pPr>
+      <w:r>
+        <w:rPr>
+          <w:rStyle w:val="VerbatimChar"/>
+        </w:rPr>
+        <w:t xml:space="preserve">id: integer</w:t>
+      </w:r>
+    </w:p>
+    <w:p>
+      <w:pPr>
+        <w:pStyle w:val="Compact"/>
+        <w:numPr>
+          <w:ilvl w:val="1"/>
+          <w:numId w:val="1010"/>
+        </w:numPr>
+      </w:pPr>
+      <w:r>
+        <w:rPr>
+          <w:rStyle w:val="VerbatimChar"/>
+        </w:rPr>
+        <w:t xml:space="preserve">hackathon_id: integer</w:t>
+      </w:r>
+    </w:p>
+    <w:p>
+      <w:pPr>
+        <w:pStyle w:val="Compact"/>
+        <w:numPr>
+          <w:ilvl w:val="1"/>
+          <w:numId w:val="1010"/>
+        </w:numPr>
+      </w:pPr>
+      <w:r>
+        <w:rPr>
+          <w:rStyle w:val="VerbatimChar"/>
+        </w:rPr>
+        <w:t xml:space="preserve">name: string</w:t>
+      </w:r>
+    </w:p>
+    <w:p>
+      <w:pPr>
+        <w:pStyle w:val="Compact"/>
+        <w:numPr>
+          <w:ilvl w:val="1"/>
+          <w:numId w:val="1010"/>
+        </w:numPr>
+      </w:pPr>
+      <w:r>
+        <w:rPr>
+          <w:rStyle w:val="VerbatimChar"/>
+        </w:rPr>
+        <w:t xml:space="preserve">short_description: string</w:t>
+      </w:r>
+    </w:p>
+    <w:p>
+      <w:pPr>
+        <w:pStyle w:val="Compact"/>
+        <w:numPr>
+          <w:ilvl w:val="1"/>
+          <w:numId w:val="1010"/>
+        </w:numPr>
+      </w:pPr>
+      <w:r>
+        <w:rPr>
+          <w:rStyle w:val="VerbatimChar"/>
+        </w:rPr>
+        <w:t xml:space="preserve">demo_video_link: string</w:t>
+      </w:r>
+    </w:p>
+    <w:p>
+      <w:pPr>
+        <w:pStyle w:val="Compact"/>
+        <w:numPr>
+          <w:ilvl w:val="1"/>
+          <w:numId w:val="1010"/>
+        </w:numPr>
+      </w:pPr>
+      <w:r>
+        <w:rPr>
+          <w:rStyle w:val="VerbatimChar"/>
+        </w:rPr>
+        <w:t xml:space="preserve">git_link: string</w:t>
+      </w:r>
+    </w:p>
+    <w:p>
+      <w:pPr>
+        <w:pStyle w:val="Compact"/>
+        <w:numPr>
+          <w:ilvl w:val="1"/>
+          <w:numId w:val="1010"/>
+        </w:numPr>
+      </w:pPr>
+      <w:r>
+        <w:rPr>
+          <w:rStyle w:val="VerbatimChar"/>
+        </w:rPr>
+        <w:t xml:space="preserve">created_by: integer</w:t>
+      </w:r>
+    </w:p>
+    <w:p>
+      <w:pPr>
+        <w:pStyle w:val="Compact"/>
+        <w:numPr>
+          <w:ilvl w:val="1"/>
+          <w:numId w:val="1010"/>
+        </w:numPr>
+      </w:pPr>
+      <w:r>
+        <w:rPr>
+          <w:rStyle w:val="VerbatimChar"/>
+        </w:rPr>
+        <w:t xml:space="preserve">created_at: string</w:t>
+      </w:r>
+    </w:p>
+    <w:p>
+      <w:pPr>
+        <w:pStyle w:val="Compact"/>
+        <w:numPr>
+          <w:ilvl w:val="1"/>
+          <w:numId w:val="1010"/>
+        </w:numPr>
+      </w:pPr>
+      <w:r>
+        <w:rPr>
+          <w:rStyle w:val="VerbatimChar"/>
+        </w:rPr>
+        <w:t xml:space="preserve">participants: { id, email, linkedin }[]</w:t>
+      </w:r>
+    </w:p>
+    <w:p>
+      <w:pPr>
+        <w:pStyle w:val="Compact"/>
+        <w:numPr>
+          <w:ilvl w:val="1"/>
+          <w:numId w:val="1010"/>
+        </w:numPr>
+      </w:pPr>
+      <w:r>
+        <w:rPr>
+          <w:rStyle w:val="VerbatimChar"/>
+        </w:rPr>
+        <w:t xml:space="preserve">tracks: { id, name }[]</w:t>
+      </w:r>
+    </w:p>
+    <w:p>
+      <w:pPr>
+        <w:pStyle w:val="Compact"/>
+        <w:numPr>
+          <w:ilvl w:val="1"/>
+          <w:numId w:val="1010"/>
+        </w:numPr>
+      </w:pPr>
+      <w:r>
+        <w:rPr>
+          <w:rStyle w:val="VerbatimChar"/>
+        </w:rPr>
+        <w:t xml:space="preserve">sponsors: { id, name }[]</w:t>
+      </w:r>
+    </w:p>
+    <w:bookmarkEnd w:id="15"/>
+    <w:bookmarkStart w:id="16" w:name="model-score"/>
+    <w:p>
+      <w:pPr>
+        <w:pStyle w:val="Heading3"/>
+      </w:pPr>
+      <w:r>
+        <w:t xml:space="preserve">Model:</w:t>
+      </w:r>
+      <w:r>
+        <w:t xml:space="preserve"> </w:t>
+      </w:r>
+      <w:r>
+        <w:rPr>
+          <w:rStyle w:val="VerbatimChar"/>
+        </w:rPr>
+        <w:t xml:space="preserve">Score</w:t>
+      </w:r>
+    </w:p>
+    <w:p>
+      <w:pPr>
+        <w:pStyle w:val="Compact"/>
+        <w:numPr>
+          <w:ilvl w:val="0"/>
           <w:numId w:val="1011"/>
-        </w:numPr>
-      </w:pPr>
-      <w:r>
-        <w:rPr>
-          <w:rStyle w:val="VerbatimChar"/>
-        </w:rPr>
-        <w:t xml:space="preserve">id: integer</w:t>
-      </w:r>
-    </w:p>
-    <w:p>
-      <w:pPr>
-        <w:pStyle w:val="Compact"/>
-        <w:numPr>
-          <w:ilvl w:val="1"/>
-          <w:numId w:val="1011"/>
-        </w:numPr>
-      </w:pPr>
-      <w:r>
-        <w:rPr>
-          <w:rStyle w:val="VerbatimChar"/>
-        </w:rPr>
-        <w:t xml:space="preserve">project_id: integer</w:t>
-      </w:r>
-    </w:p>
-    <w:p>
-      <w:pPr>
-        <w:pStyle w:val="Compact"/>
-        <w:numPr>
-          <w:ilvl w:val="1"/>
-          <w:numId w:val="1011"/>
-        </w:numPr>
-      </w:pPr>
-      <w:r>
-        <w:rPr>
-          <w:rStyle w:val="VerbatimChar"/>
-        </w:rPr>
-        <w:t xml:space="preserve">judge_id: integer</w:t>
-      </w:r>
-    </w:p>
-    <w:p>
-      <w:pPr>
-        <w:pStyle w:val="Compact"/>
-        <w:numPr>
-          <w:ilvl w:val="1"/>
-          <w:numId w:val="1011"/>
-        </w:numPr>
-      </w:pPr>
-      <w:r>
-        <w:rPr>
-          <w:rStyle w:val="VerbatimChar"/>
-        </w:rPr>
-        <w:t xml:space="preserve">presentation: integer (0–20)</w:t>
-      </w:r>
-    </w:p>
-    <w:p>
-      <w:pPr>
-        <w:pStyle w:val="Compact"/>
-        <w:numPr>
-          <w:ilvl w:val="1"/>
-          <w:numId w:val="1011"/>
-        </w:numPr>
-      </w:pPr>
-      <w:r>
-        <w:rPr>
-          <w:rStyle w:val="VerbatimChar"/>
-        </w:rPr>
-        <w:t xml:space="preserve">technical: integer (0–20)</w:t>
-      </w:r>
-    </w:p>
-    <w:p>
-      <w:pPr>
-        <w:pStyle w:val="Compact"/>
-        <w:numPr>
-          <w:ilvl w:val="1"/>
-          <w:numId w:val="1011"/>
-        </w:numPr>
-      </w:pPr>
-      <w:r>
-        <w:rPr>
-          <w:rStyle w:val="VerbatimChar"/>
-        </w:rPr>
-        <w:t xml:space="preserve">code_quality: integer (0–15)</w:t>
-      </w:r>
-    </w:p>
-    <w:p>
-      <w:pPr>
-        <w:pStyle w:val="Compact"/>
-        <w:numPr>
-          <w:ilvl w:val="1"/>
-          <w:numId w:val="1011"/>
-        </w:numPr>
-      </w:pPr>
-      <w:r>
-        <w:rPr>
-          <w:rStyle w:val="VerbatimChar"/>
-        </w:rPr>
-        <w:t xml:space="preserve">functionality: integer (0–15)</w:t>
-      </w:r>
-    </w:p>
-    <w:p>
-      <w:pPr>
-        <w:pStyle w:val="Compact"/>
-        <w:numPr>
-          <w:ilvl w:val="1"/>
-          <w:numId w:val="1011"/>
-        </w:numPr>
-      </w:pPr>
-      <w:r>
-        <w:rPr>
-          <w:rStyle w:val="VerbatimChar"/>
-        </w:rPr>
-        <w:t xml:space="preserve">innovation: integer (0–15)</w:t>
-      </w:r>
-    </w:p>
-    <w:p>
-      <w:pPr>
-        <w:pStyle w:val="Compact"/>
-        <w:numPr>
-          <w:ilvl w:val="1"/>
-          <w:numId w:val="1011"/>
-        </w:numPr>
-      </w:pPr>
-      <w:r>
-        <w:rPr>
-          <w:rStyle w:val="VerbatimChar"/>
-        </w:rPr>
-        <w:t xml:space="preserve">ux: integer (0–15)</w:t>
-      </w:r>
-    </w:p>
-    <w:p>
-      <w:pPr>
-        <w:pStyle w:val="Compact"/>
-        <w:numPr>
-          <w:ilvl w:val="1"/>
-          <w:numId w:val="1011"/>
-        </w:numPr>
-      </w:pPr>
-      <w:r>
-        <w:rPr>
-          <w:rStyle w:val="VerbatimChar"/>
-        </w:rPr>
-        <w:t xml:space="preserve">total: integer (0–100)</w:t>
-      </w:r>
-    </w:p>
-    <w:p>
-      <w:pPr>
-        <w:pStyle w:val="Compact"/>
-        <w:numPr>
-          <w:ilvl w:val="1"/>
-          <w:numId w:val="1011"/>
-        </w:numPr>
-      </w:pPr>
-      <w:r>
-        <w:rPr>
-          <w:rStyle w:val="VerbatimChar"/>
-        </w:rPr>
-        <w:t xml:space="preserve">comments: string</w:t>
-      </w:r>
-    </w:p>
-    <w:bookmarkEnd w:id="15"/>
-    <w:bookmarkStart w:id="16" w:name="Xb8521c2feee714f32c6a747e81d67439b3d304a"/>
-    <w:p>
-      <w:pPr>
-        <w:pStyle w:val="Heading3"/>
-      </w:pPr>
-      <w:r>
-        <w:t xml:space="preserve">Model:</w:t>
-      </w:r>
-      <w:r>
-        <w:t xml:space="preserve"> </w:t>
-      </w:r>
-      <w:r>
-        <w:rPr>
-          <w:rStyle w:val="VerbatimChar"/>
-        </w:rPr>
-        <w:t xml:space="preserve">ScoreCriterion</w:t>
-      </w:r>
-      <w:r>
-        <w:t xml:space="preserve"> </w:t>
-      </w:r>
-      <w:r>
-        <w:t xml:space="preserve">(config constant,</w:t>
-      </w:r>
-      <w:r>
-        <w:t xml:space="preserve"> </w:t>
-      </w:r>
-      <w:r>
-        <w:rPr>
-          <w:rStyle w:val="VerbatimChar"/>
-        </w:rPr>
-        <w:t xml:space="preserve">backend/src/constants.js</w:t>
-      </w:r>
-      <w:r>
-        <w:t xml:space="preserve">)</w:t>
-      </w:r>
-    </w:p>
-    <w:p>
-      <w:pPr>
-        <w:pStyle w:val="Compact"/>
-        <w:numPr>
-          <w:ilvl w:val="0"/>
-          <w:numId w:val="1012"/>
         </w:numPr>
       </w:pPr>
       <w:r>
@@ -1026,48 +996,174 @@
         </w:rPr>
         <w:t xml:space="preserve">Fields:</w:t>
       </w:r>
-      <w:r>
-        <w:t xml:space="preserve"> </w:t>
-      </w:r>
-      <w:r>
-        <w:rPr>
-          <w:rStyle w:val="VerbatimChar"/>
-        </w:rPr>
-        <w:t xml:space="preserve">key: string</w:t>
-      </w:r>
-      <w:r>
-        <w:t xml:space="preserve">,</w:t>
-      </w:r>
-      <w:r>
-        <w:t xml:space="preserve"> </w:t>
-      </w:r>
-      <w:r>
-        <w:rPr>
-          <w:rStyle w:val="VerbatimChar"/>
-        </w:rPr>
-        <w:t xml:space="preserve">label: string</w:t>
-      </w:r>
-      <w:r>
-        <w:t xml:space="preserve">,</w:t>
-      </w:r>
-      <w:r>
-        <w:t xml:space="preserve"> </w:t>
-      </w:r>
-      <w:r>
-        <w:rPr>
-          <w:rStyle w:val="VerbatimChar"/>
-        </w:rPr>
-        <w:t xml:space="preserve">max: integer</w:t>
-      </w:r>
-      <w:r>
-        <w:t xml:space="preserve"> </w:t>
-      </w:r>
-      <w:r>
-        <w:t xml:space="preserve">— the six criteria sum to 100.</w:t>
+    </w:p>
+    <w:p>
+      <w:pPr>
+        <w:pStyle w:val="Compact"/>
+        <w:numPr>
+          <w:ilvl w:val="1"/>
+          <w:numId w:val="1012"/>
+        </w:numPr>
+      </w:pPr>
+      <w:r>
+        <w:rPr>
+          <w:rStyle w:val="VerbatimChar"/>
+        </w:rPr>
+        <w:t xml:space="preserve">id: integer</w:t>
+      </w:r>
+    </w:p>
+    <w:p>
+      <w:pPr>
+        <w:pStyle w:val="Compact"/>
+        <w:numPr>
+          <w:ilvl w:val="1"/>
+          <w:numId w:val="1012"/>
+        </w:numPr>
+      </w:pPr>
+      <w:r>
+        <w:rPr>
+          <w:rStyle w:val="VerbatimChar"/>
+        </w:rPr>
+        <w:t xml:space="preserve">project_id: integer</w:t>
+      </w:r>
+    </w:p>
+    <w:p>
+      <w:pPr>
+        <w:pStyle w:val="Compact"/>
+        <w:numPr>
+          <w:ilvl w:val="1"/>
+          <w:numId w:val="1012"/>
+        </w:numPr>
+      </w:pPr>
+      <w:r>
+        <w:rPr>
+          <w:rStyle w:val="VerbatimChar"/>
+        </w:rPr>
+        <w:t xml:space="preserve">judge_id: integer</w:t>
+      </w:r>
+    </w:p>
+    <w:p>
+      <w:pPr>
+        <w:pStyle w:val="Compact"/>
+        <w:numPr>
+          <w:ilvl w:val="1"/>
+          <w:numId w:val="1012"/>
+        </w:numPr>
+      </w:pPr>
+      <w:r>
+        <w:rPr>
+          <w:rStyle w:val="VerbatimChar"/>
+        </w:rPr>
+        <w:t xml:space="preserve">presentation: integer (0–20)</w:t>
+      </w:r>
+    </w:p>
+    <w:p>
+      <w:pPr>
+        <w:pStyle w:val="Compact"/>
+        <w:numPr>
+          <w:ilvl w:val="1"/>
+          <w:numId w:val="1012"/>
+        </w:numPr>
+      </w:pPr>
+      <w:r>
+        <w:rPr>
+          <w:rStyle w:val="VerbatimChar"/>
+        </w:rPr>
+        <w:t xml:space="preserve">technical: integer (0–20)</w:t>
+      </w:r>
+    </w:p>
+    <w:p>
+      <w:pPr>
+        <w:pStyle w:val="Compact"/>
+        <w:numPr>
+          <w:ilvl w:val="1"/>
+          <w:numId w:val="1012"/>
+        </w:numPr>
+      </w:pPr>
+      <w:r>
+        <w:rPr>
+          <w:rStyle w:val="VerbatimChar"/>
+        </w:rPr>
+        <w:t xml:space="preserve">code_quality: integer (0–15)</w:t>
+      </w:r>
+    </w:p>
+    <w:p>
+      <w:pPr>
+        <w:pStyle w:val="Compact"/>
+        <w:numPr>
+          <w:ilvl w:val="1"/>
+          <w:numId w:val="1012"/>
+        </w:numPr>
+      </w:pPr>
+      <w:r>
+        <w:rPr>
+          <w:rStyle w:val="VerbatimChar"/>
+        </w:rPr>
+        <w:t xml:space="preserve">functionality: integer (0–15)</w:t>
+      </w:r>
+    </w:p>
+    <w:p>
+      <w:pPr>
+        <w:pStyle w:val="Compact"/>
+        <w:numPr>
+          <w:ilvl w:val="1"/>
+          <w:numId w:val="1012"/>
+        </w:numPr>
+      </w:pPr>
+      <w:r>
+        <w:rPr>
+          <w:rStyle w:val="VerbatimChar"/>
+        </w:rPr>
+        <w:t xml:space="preserve">innovation: integer (0–15)</w:t>
+      </w:r>
+    </w:p>
+    <w:p>
+      <w:pPr>
+        <w:pStyle w:val="Compact"/>
+        <w:numPr>
+          <w:ilvl w:val="1"/>
+          <w:numId w:val="1012"/>
+        </w:numPr>
+      </w:pPr>
+      <w:r>
+        <w:rPr>
+          <w:rStyle w:val="VerbatimChar"/>
+        </w:rPr>
+        <w:t xml:space="preserve">ux: integer (0–15)</w:t>
+      </w:r>
+    </w:p>
+    <w:p>
+      <w:pPr>
+        <w:pStyle w:val="Compact"/>
+        <w:numPr>
+          <w:ilvl w:val="1"/>
+          <w:numId w:val="1012"/>
+        </w:numPr>
+      </w:pPr>
+      <w:r>
+        <w:rPr>
+          <w:rStyle w:val="VerbatimChar"/>
+        </w:rPr>
+        <w:t xml:space="preserve">total: integer (0–100)</w:t>
+      </w:r>
+    </w:p>
+    <w:p>
+      <w:pPr>
+        <w:pStyle w:val="Compact"/>
+        <w:numPr>
+          <w:ilvl w:val="1"/>
+          <w:numId w:val="1012"/>
+        </w:numPr>
+      </w:pPr>
+      <w:r>
+        <w:rPr>
+          <w:rStyle w:val="VerbatimChar"/>
+        </w:rPr>
+        <w:t xml:space="preserve">comments: string</w:t>
       </w:r>
     </w:p>
     <w:bookmarkEnd w:id="16"/>
-    <w:bookmarkStart w:id="17" w:name="model-roleoption-config-constant"/>
+    <w:bookmarkStart w:id="17" w:name="Xb8521c2feee714f32c6a747e81d67439b3d304a"/>
     <w:p>
       <w:pPr>
         <w:pStyle w:val="Heading3"/>
@@ -1082,13 +1178,25 @@
         <w:rPr>
           <w:rStyle w:val="VerbatimChar"/>
         </w:rPr>
-        <w:t xml:space="preserve">RoleOption</w:t>
-      </w:r>
-      <w:r>
-        <w:t xml:space="preserve"> </w:t>
-      </w:r>
-      <w:r>
-        <w:t xml:space="preserve">(config constant)</w:t>
+        <w:t xml:space="preserve">ScoreCriterion</w:t>
+      </w:r>
+      <w:r>
+        <w:t xml:space="preserve"> </w:t>
+      </w:r>
+      <w:r>
+        <w:t xml:space="preserve">(config constant,</w:t>
+      </w:r>
+      <w:r>
+        <w:t xml:space="preserve"> </w:t>
+      </w:r>
+      <w:r>
+        <w:rPr>
+          <w:rStyle w:val="VerbatimChar"/>
+        </w:rPr>
+        <w:t xml:space="preserve">backend/src/constants.js</w:t>
+      </w:r>
+      <w:r>
+        <w:t xml:space="preserve">)</w:t>
       </w:r>
     </w:p>
     <w:p>
@@ -1113,6 +1221,86 @@
         <w:rPr>
           <w:rStyle w:val="VerbatimChar"/>
         </w:rPr>
+        <w:t xml:space="preserve">key: string</w:t>
+      </w:r>
+      <w:r>
+        <w:t xml:space="preserve">,</w:t>
+      </w:r>
+      <w:r>
+        <w:t xml:space="preserve"> </w:t>
+      </w:r>
+      <w:r>
+        <w:rPr>
+          <w:rStyle w:val="VerbatimChar"/>
+        </w:rPr>
+        <w:t xml:space="preserve">label: string</w:t>
+      </w:r>
+      <w:r>
+        <w:t xml:space="preserve">,</w:t>
+      </w:r>
+      <w:r>
+        <w:t xml:space="preserve"> </w:t>
+      </w:r>
+      <w:r>
+        <w:rPr>
+          <w:rStyle w:val="VerbatimChar"/>
+        </w:rPr>
+        <w:t xml:space="preserve">max: integer</w:t>
+      </w:r>
+      <w:r>
+        <w:t xml:space="preserve"> </w:t>
+      </w:r>
+      <w:r>
+        <w:t xml:space="preserve">— the six criteria sum to 100.</w:t>
+      </w:r>
+    </w:p>
+    <w:bookmarkEnd w:id="17"/>
+    <w:bookmarkStart w:id="18" w:name="model-roleoption-config-constant"/>
+    <w:p>
+      <w:pPr>
+        <w:pStyle w:val="Heading3"/>
+      </w:pPr>
+      <w:r>
+        <w:t xml:space="preserve">Model:</w:t>
+      </w:r>
+      <w:r>
+        <w:t xml:space="preserve"> </w:t>
+      </w:r>
+      <w:r>
+        <w:rPr>
+          <w:rStyle w:val="VerbatimChar"/>
+        </w:rPr>
+        <w:t xml:space="preserve">RoleOption</w:t>
+      </w:r>
+      <w:r>
+        <w:t xml:space="preserve"> </w:t>
+      </w:r>
+      <w:r>
+        <w:t xml:space="preserve">(config constant)</w:t>
+      </w:r>
+    </w:p>
+    <w:p>
+      <w:pPr>
+        <w:pStyle w:val="Compact"/>
+        <w:numPr>
+          <w:ilvl w:val="0"/>
+          <w:numId w:val="1014"/>
+        </w:numPr>
+      </w:pPr>
+      <w:r>
+        <w:rPr>
+          <w:b/>
+          <w:bCs/>
+        </w:rPr>
+        <w:t xml:space="preserve">Fields:</w:t>
+      </w:r>
+      <w:r>
+        <w:t xml:space="preserve"> </w:t>
+      </w:r>
+      <w:r>
+        <w:rPr>
+          <w:rStyle w:val="VerbatimChar"/>
+        </w:rPr>
         <w:t xml:space="preserve">value: string</w:t>
       </w:r>
       <w:r>
@@ -1128,8 +1316,8 @@
         <w:t xml:space="preserve">bucket: 'engineering' | 'design' | 'product' | 'domain'</w:t>
       </w:r>
     </w:p>
-    <w:bookmarkEnd w:id="17"/>
     <w:bookmarkEnd w:id="18"/>
+    <w:bookmarkEnd w:id="19"/>
     <w:sectPr>
       <w:footnotePr>
         <w:numRestart w:val="eachSect"/>
@@ -1383,6 +1571,9 @@
     <w:abstractNumId w:val="991"/>
   </w:num>
   <w:num w:numId="1013">
+    <w:abstractNumId w:val="991"/>
+  </w:num>
+  <w:num w:numId="1014">
     <w:abstractNumId w:val="991"/>
   </w:num>
 </w:numbering>

--- a/docs/06-domain-models.docx
+++ b/docs/06-domain-models.docx
@@ -2,7 +2,7 @@
 <file path=word/document.xml><?xml version="1.0" encoding="utf-8"?>
 <w:document xmlns:w="http://schemas.openxmlformats.org/wordprocessingml/2006/main" xmlns:m="http://schemas.openxmlformats.org/officeDocument/2006/math" xmlns:r="http://schemas.openxmlformats.org/officeDocument/2006/relationships" xmlns:o="urn:schemas-microsoft-com:office:office" xmlns:v="urn:schemas-microsoft-com:vml" xmlns:w10="urn:schemas-microsoft-com:office:word" xmlns:a="http://schemas.openxmlformats.org/drawingml/2006/main" xmlns:pic="http://schemas.openxmlformats.org/drawingml/2006/picture" xmlns:wp="http://schemas.openxmlformats.org/drawingml/2006/wordprocessingDrawing">
   <w:body>
-    <w:bookmarkStart w:id="19" w:name="pojo-domain-models"/>
+    <w:bookmarkStart w:id="20" w:name="pojo-domain-models"/>
     <w:p>
       <w:pPr>
         <w:pStyle w:val="Heading1"/>
@@ -241,6 +241,36 @@
         <w:t xml:space="preserve">details: string</w:t>
       </w:r>
       <w:r>
+        <w:t xml:space="preserve"> </w:t>
+      </w:r>
+      <w:r>
+        <w:t xml:space="preserve">(description),</w:t>
+      </w:r>
+      <w:r>
+        <w:t xml:space="preserve"> </w:t>
+      </w:r>
+      <w:r>
+        <w:rPr>
+          <w:rStyle w:val="VerbatimChar"/>
+        </w:rPr>
+        <w:t xml:space="preserve">support_info: string</w:t>
+      </w:r>
+      <w:r>
+        <w:t xml:space="preserve"> </w:t>
+      </w:r>
+      <w:r>
+        <w:t xml:space="preserve">(Community &amp; Support / Discord),</w:t>
+      </w:r>
+      <w:r>
+        <w:t xml:space="preserve"> </w:t>
+      </w:r>
+      <w:r>
+        <w:rPr>
+          <w:rStyle w:val="VerbatimChar"/>
+        </w:rPr>
+        <w:t xml:space="preserve">schedule: string</w:t>
+      </w:r>
+      <w:r>
         <w:t xml:space="preserve">,</w:t>
       </w:r>
       <w:r>
@@ -250,6 +280,63 @@
         <w:rPr>
           <w:rStyle w:val="VerbatimChar"/>
         </w:rPr>
+        <w:t xml:space="preserve">event_date: string</w:t>
+      </w:r>
+      <w:r>
+        <w:t xml:space="preserve"> </w:t>
+      </w:r>
+      <w:r>
+        <w:t xml:space="preserve">(YYYY-MM-DD — the day projects may be submitted; empty = unrestricted),</w:t>
+      </w:r>
+      <w:r>
+        <w:t xml:space="preserve"> </w:t>
+      </w:r>
+      <w:r>
+        <w:rPr>
+          <w:rStyle w:val="VerbatimChar"/>
+        </w:rPr>
+        <w:t xml:space="preserve">start_time: string</w:t>
+      </w:r>
+      <w:r>
+        <w:t xml:space="preserve"> </w:t>
+      </w:r>
+      <w:r>
+        <w:t xml:space="preserve">(HH:MM),</w:t>
+      </w:r>
+      <w:r>
+        <w:t xml:space="preserve"> </w:t>
+      </w:r>
+      <w:r>
+        <w:rPr>
+          <w:rStyle w:val="VerbatimChar"/>
+        </w:rPr>
+        <w:t xml:space="preserve">end_time: string</w:t>
+      </w:r>
+      <w:r>
+        <w:t xml:space="preserve"> </w:t>
+      </w:r>
+      <w:r>
+        <w:t xml:space="preserve">(HH:MM),</w:t>
+      </w:r>
+      <w:r>
+        <w:t xml:space="preserve"> </w:t>
+      </w:r>
+      <w:r>
+        <w:rPr>
+          <w:rStyle w:val="VerbatimChar"/>
+        </w:rPr>
+        <w:t xml:space="preserve">location: string</w:t>
+      </w:r>
+      <w:r>
+        <w:t xml:space="preserve">,</w:t>
+      </w:r>
+      <w:r>
+        <w:t xml:space="preserve"> </w:t>
+      </w:r>
+      <w:r>
+        <w:rPr>
+          <w:rStyle w:val="VerbatimChar"/>
+        </w:rPr>
         <w:t xml:space="preserve">created_by: integer</w:t>
       </w:r>
       <w:r>
@@ -299,6 +386,18 @@
           <w:rStyle w:val="VerbatimChar"/>
         </w:rPr>
         <w:t xml:space="preserve">is_judge</w:t>
+      </w:r>
+      <w:r>
+        <w:t xml:space="preserve">. The meta endpoint also returns</w:t>
+      </w:r>
+      <w:r>
+        <w:t xml:space="preserve"> </w:t>
+      </w:r>
+      <w:r>
+        <w:rPr>
+          <w:rStyle w:val="VerbatimChar"/>
+        </w:rPr>
+        <w:t xml:space="preserve">judges: { id, email, linkedin }[]</w:t>
       </w:r>
       <w:r>
         <w:t xml:space="preserve">.</w:t>
@@ -385,7 +484,7 @@
       </w:r>
     </w:p>
     <w:bookmarkEnd w:id="11"/>
-    <w:bookmarkStart w:id="12" w:name="model-track-sponsor"/>
+    <w:bookmarkStart w:id="12" w:name="model-track"/>
     <w:p>
       <w:pPr>
         <w:pStyle w:val="Heading3"/>
@@ -401,21 +500,6 @@
           <w:rStyle w:val="VerbatimChar"/>
         </w:rPr>
         <w:t xml:space="preserve">Track</w:t>
-      </w:r>
-      <w:r>
-        <w:t xml:space="preserve"> </w:t>
-      </w:r>
-      <w:r>
-        <w:t xml:space="preserve">/</w:t>
-      </w:r>
-      <w:r>
-        <w:t xml:space="preserve"> </w:t>
-      </w:r>
-      <w:r>
-        <w:rPr>
-          <w:rStyle w:val="VerbatimChar"/>
-        </w:rPr>
-        <w:t xml:space="preserve">Sponsor</w:t>
       </w:r>
     </w:p>
     <w:p>
@@ -466,9 +550,21 @@
         </w:rPr>
         <w:t xml:space="preserve">name: string</w:t>
       </w:r>
+      <w:r>
+        <w:t xml:space="preserve">,</w:t>
+      </w:r>
+      <w:r>
+        <w:t xml:space="preserve"> </w:t>
+      </w:r>
+      <w:r>
+        <w:rPr>
+          <w:rStyle w:val="VerbatimChar"/>
+        </w:rPr>
+        <w:t xml:space="preserve">description: string</w:t>
+      </w:r>
     </w:p>
     <w:bookmarkEnd w:id="12"/>
-    <w:bookmarkStart w:id="13" w:name="model-matchingprofile"/>
+    <w:bookmarkStart w:id="13" w:name="model-sponsor"/>
     <w:p>
       <w:pPr>
         <w:pStyle w:val="Heading3"/>
@@ -483,7 +579,7 @@
         <w:rPr>
           <w:rStyle w:val="VerbatimChar"/>
         </w:rPr>
-        <w:t xml:space="preserve">MatchingProfile</w:t>
+        <w:t xml:space="preserve">Sponsor</w:t>
       </w:r>
     </w:p>
     <w:p>
@@ -501,194 +597,104 @@
         </w:rPr>
         <w:t xml:space="preserve">Fields:</w:t>
       </w:r>
-    </w:p>
-    <w:p>
-      <w:pPr>
-        <w:pStyle w:val="Compact"/>
-        <w:numPr>
-          <w:ilvl w:val="1"/>
+      <w:r>
+        <w:t xml:space="preserve"> </w:t>
+      </w:r>
+      <w:r>
+        <w:rPr>
+          <w:rStyle w:val="VerbatimChar"/>
+        </w:rPr>
+        <w:t xml:space="preserve">id: integer</w:t>
+      </w:r>
+      <w:r>
+        <w:t xml:space="preserve">,</w:t>
+      </w:r>
+      <w:r>
+        <w:t xml:space="preserve"> </w:t>
+      </w:r>
+      <w:r>
+        <w:rPr>
+          <w:rStyle w:val="VerbatimChar"/>
+        </w:rPr>
+        <w:t xml:space="preserve">hackathon_id: integer</w:t>
+      </w:r>
+      <w:r>
+        <w:t xml:space="preserve">,</w:t>
+      </w:r>
+      <w:r>
+        <w:t xml:space="preserve"> </w:t>
+      </w:r>
+      <w:r>
+        <w:rPr>
+          <w:rStyle w:val="VerbatimChar"/>
+        </w:rPr>
+        <w:t xml:space="preserve">name: string</w:t>
+      </w:r>
+      <w:r>
+        <w:t xml:space="preserve">,</w:t>
+      </w:r>
+      <w:r>
+        <w:t xml:space="preserve"> </w:t>
+      </w:r>
+      <w:r>
+        <w:rPr>
+          <w:rStyle w:val="VerbatimChar"/>
+        </w:rPr>
+        <w:t xml:space="preserve">description: string</w:t>
+      </w:r>
+      <w:r>
+        <w:t xml:space="preserve">,</w:t>
+      </w:r>
+      <w:r>
+        <w:t xml:space="preserve"> </w:t>
+      </w:r>
+      <w:r>
+        <w:rPr>
+          <w:rStyle w:val="VerbatimChar"/>
+        </w:rPr>
+        <w:t xml:space="preserve">access_instructions: string</w:t>
+      </w:r>
+      <w:r>
+        <w:t xml:space="preserve"> </w:t>
+      </w:r>
+      <w:r>
+        <w:t xml:space="preserve">(Tool Access &amp; Credits),</w:t>
+      </w:r>
+      <w:r>
+        <w:t xml:space="preserve"> </w:t>
+      </w:r>
+      <w:r>
+        <w:rPr>
+          <w:rStyle w:val="VerbatimChar"/>
+        </w:rPr>
+        <w:t xml:space="preserve">prizes: string</w:t>
+      </w:r>
+    </w:p>
+    <w:bookmarkEnd w:id="13"/>
+    <w:bookmarkStart w:id="14" w:name="model-matchingprofile"/>
+    <w:p>
+      <w:pPr>
+        <w:pStyle w:val="Heading3"/>
+      </w:pPr>
+      <w:r>
+        <w:t xml:space="preserve">Model:</w:t>
+      </w:r>
+      <w:r>
+        <w:t xml:space="preserve"> </w:t>
+      </w:r>
+      <w:r>
+        <w:rPr>
+          <w:rStyle w:val="VerbatimChar"/>
+        </w:rPr>
+        <w:t xml:space="preserve">MatchingProfile</w:t>
+      </w:r>
+    </w:p>
+    <w:p>
+      <w:pPr>
+        <w:pStyle w:val="Compact"/>
+        <w:numPr>
+          <w:ilvl w:val="0"/>
           <w:numId w:val="1007"/>
-        </w:numPr>
-      </w:pPr>
-      <w:r>
-        <w:rPr>
-          <w:rStyle w:val="VerbatimChar"/>
-        </w:rPr>
-        <w:t xml:space="preserve">id: integer</w:t>
-      </w:r>
-    </w:p>
-    <w:p>
-      <w:pPr>
-        <w:pStyle w:val="Compact"/>
-        <w:numPr>
-          <w:ilvl w:val="1"/>
-          <w:numId w:val="1007"/>
-        </w:numPr>
-      </w:pPr>
-      <w:r>
-        <w:rPr>
-          <w:rStyle w:val="VerbatimChar"/>
-        </w:rPr>
-        <w:t xml:space="preserve">hackathon_id: integer</w:t>
-      </w:r>
-    </w:p>
-    <w:p>
-      <w:pPr>
-        <w:pStyle w:val="Compact"/>
-        <w:numPr>
-          <w:ilvl w:val="1"/>
-          <w:numId w:val="1007"/>
-        </w:numPr>
-      </w:pPr>
-      <w:r>
-        <w:rPr>
-          <w:rStyle w:val="VerbatimChar"/>
-        </w:rPr>
-        <w:t xml:space="preserve">user_id: integer</w:t>
-      </w:r>
-    </w:p>
-    <w:p>
-      <w:pPr>
-        <w:pStyle w:val="Compact"/>
-        <w:numPr>
-          <w:ilvl w:val="1"/>
-          <w:numId w:val="1007"/>
-        </w:numPr>
-      </w:pPr>
-      <w:r>
-        <w:rPr>
-          <w:rStyle w:val="VerbatimChar"/>
-        </w:rPr>
-        <w:t xml:space="preserve">role: string</w:t>
-      </w:r>
-    </w:p>
-    <w:p>
-      <w:pPr>
-        <w:pStyle w:val="Compact"/>
-        <w:numPr>
-          <w:ilvl w:val="1"/>
-          <w:numId w:val="1007"/>
-        </w:numPr>
-      </w:pPr>
-      <w:r>
-        <w:rPr>
-          <w:rStyle w:val="VerbatimChar"/>
-        </w:rPr>
-        <w:t xml:space="preserve">plan_to_build: string</w:t>
-      </w:r>
-    </w:p>
-    <w:p>
-      <w:pPr>
-        <w:pStyle w:val="Compact"/>
-        <w:numPr>
-          <w:ilvl w:val="1"/>
-          <w:numId w:val="1007"/>
-        </w:numPr>
-      </w:pPr>
-      <w:r>
-        <w:rPr>
-          <w:rStyle w:val="VerbatimChar"/>
-        </w:rPr>
-        <w:t xml:space="preserve">tracks: integer[]</w:t>
-      </w:r>
-      <w:r>
-        <w:t xml:space="preserve"> </w:t>
-      </w:r>
-      <w:r>
-        <w:t xml:space="preserve">(parsed from JSON text)</w:t>
-      </w:r>
-    </w:p>
-    <w:p>
-      <w:pPr>
-        <w:pStyle w:val="Compact"/>
-        <w:numPr>
-          <w:ilvl w:val="1"/>
-          <w:numId w:val="1007"/>
-        </w:numPr>
-      </w:pPr>
-      <w:r>
-        <w:rPr>
-          <w:rStyle w:val="VerbatimChar"/>
-        </w:rPr>
-        <w:t xml:space="preserve">sponsors: integer[]</w:t>
-      </w:r>
-      <w:r>
-        <w:t xml:space="preserve"> </w:t>
-      </w:r>
-      <w:r>
-        <w:t xml:space="preserve">(parsed from JSON text)</w:t>
-      </w:r>
-    </w:p>
-    <w:p>
-      <w:pPr>
-        <w:pStyle w:val="Compact"/>
-        <w:numPr>
-          <w:ilvl w:val="1"/>
-          <w:numId w:val="1007"/>
-        </w:numPr>
-      </w:pPr>
-      <w:r>
-        <w:rPr>
-          <w:rStyle w:val="VerbatimChar"/>
-        </w:rPr>
-        <w:t xml:space="preserve">matched: 0 | 1</w:t>
-      </w:r>
-    </w:p>
-    <w:p>
-      <w:pPr>
-        <w:pStyle w:val="Compact"/>
-        <w:numPr>
-          <w:ilvl w:val="1"/>
-          <w:numId w:val="1007"/>
-        </w:numPr>
-      </w:pPr>
-      <w:r>
-        <w:rPr>
-          <w:rStyle w:val="VerbatimChar"/>
-        </w:rPr>
-        <w:t xml:space="preserve">group_id: integer | null</w:t>
-      </w:r>
-    </w:p>
-    <w:p>
-      <w:pPr>
-        <w:pStyle w:val="Compact"/>
-        <w:numPr>
-          <w:ilvl w:val="1"/>
-          <w:numId w:val="1007"/>
-        </w:numPr>
-      </w:pPr>
-      <w:r>
-        <w:rPr>
-          <w:rStyle w:val="VerbatimChar"/>
-        </w:rPr>
-        <w:t xml:space="preserve">created_at: string</w:t>
-      </w:r>
-    </w:p>
-    <w:bookmarkEnd w:id="13"/>
-    <w:bookmarkStart w:id="14" w:name="model-matchingrun"/>
-    <w:p>
-      <w:pPr>
-        <w:pStyle w:val="Heading3"/>
-      </w:pPr>
-      <w:r>
-        <w:t xml:space="preserve">Model:</w:t>
-      </w:r>
-      <w:r>
-        <w:t xml:space="preserve"> </w:t>
-      </w:r>
-      <w:r>
-        <w:rPr>
-          <w:rStyle w:val="VerbatimChar"/>
-        </w:rPr>
-        <w:t xml:space="preserve">MatchingRun</w:t>
-      </w:r>
-    </w:p>
-    <w:p>
-      <w:pPr>
-        <w:pStyle w:val="Compact"/>
-        <w:numPr>
-          <w:ilvl w:val="0"/>
-          <w:numId w:val="1008"/>
         </w:numPr>
       </w:pPr>
       <w:r>
@@ -698,66 +704,171 @@
         </w:rPr>
         <w:t xml:space="preserve">Fields:</w:t>
       </w:r>
-      <w:r>
-        <w:t xml:space="preserve"> </w:t>
-      </w:r>
+    </w:p>
+    <w:p>
+      <w:pPr>
+        <w:pStyle w:val="Compact"/>
+        <w:numPr>
+          <w:ilvl w:val="1"/>
+          <w:numId w:val="1008"/>
+        </w:numPr>
+      </w:pPr>
       <w:r>
         <w:rPr>
           <w:rStyle w:val="VerbatimChar"/>
         </w:rPr>
         <w:t xml:space="preserve">id: integer</w:t>
       </w:r>
-      <w:r>
-        <w:t xml:space="preserve">,</w:t>
-      </w:r>
-      <w:r>
-        <w:t xml:space="preserve"> </w:t>
-      </w:r>
+    </w:p>
+    <w:p>
+      <w:pPr>
+        <w:pStyle w:val="Compact"/>
+        <w:numPr>
+          <w:ilvl w:val="1"/>
+          <w:numId w:val="1008"/>
+        </w:numPr>
+      </w:pPr>
       <w:r>
         <w:rPr>
           <w:rStyle w:val="VerbatimChar"/>
         </w:rPr>
         <w:t xml:space="preserve">hackathon_id: integer</w:t>
       </w:r>
-      <w:r>
-        <w:t xml:space="preserve">,</w:t>
-      </w:r>
-      <w:r>
-        <w:t xml:space="preserve"> </w:t>
-      </w:r>
+    </w:p>
+    <w:p>
+      <w:pPr>
+        <w:pStyle w:val="Compact"/>
+        <w:numPr>
+          <w:ilvl w:val="1"/>
+          <w:numId w:val="1008"/>
+        </w:numPr>
+      </w:pPr>
+      <w:r>
+        <w:rPr>
+          <w:rStyle w:val="VerbatimChar"/>
+        </w:rPr>
+        <w:t xml:space="preserve">user_id: integer</w:t>
+      </w:r>
+    </w:p>
+    <w:p>
+      <w:pPr>
+        <w:pStyle w:val="Compact"/>
+        <w:numPr>
+          <w:ilvl w:val="1"/>
+          <w:numId w:val="1008"/>
+        </w:numPr>
+      </w:pPr>
+      <w:r>
+        <w:rPr>
+          <w:rStyle w:val="VerbatimChar"/>
+        </w:rPr>
+        <w:t xml:space="preserve">role: string</w:t>
+      </w:r>
+    </w:p>
+    <w:p>
+      <w:pPr>
+        <w:pStyle w:val="Compact"/>
+        <w:numPr>
+          <w:ilvl w:val="1"/>
+          <w:numId w:val="1008"/>
+        </w:numPr>
+      </w:pPr>
+      <w:r>
+        <w:rPr>
+          <w:rStyle w:val="VerbatimChar"/>
+        </w:rPr>
+        <w:t xml:space="preserve">plan_to_build: string</w:t>
+      </w:r>
+    </w:p>
+    <w:p>
+      <w:pPr>
+        <w:pStyle w:val="Compact"/>
+        <w:numPr>
+          <w:ilvl w:val="1"/>
+          <w:numId w:val="1008"/>
+        </w:numPr>
+      </w:pPr>
+      <w:r>
+        <w:rPr>
+          <w:rStyle w:val="VerbatimChar"/>
+        </w:rPr>
+        <w:t xml:space="preserve">tracks: integer[]</w:t>
+      </w:r>
+      <w:r>
+        <w:t xml:space="preserve"> </w:t>
+      </w:r>
+      <w:r>
+        <w:t xml:space="preserve">(parsed from JSON text)</w:t>
+      </w:r>
+    </w:p>
+    <w:p>
+      <w:pPr>
+        <w:pStyle w:val="Compact"/>
+        <w:numPr>
+          <w:ilvl w:val="1"/>
+          <w:numId w:val="1008"/>
+        </w:numPr>
+      </w:pPr>
+      <w:r>
+        <w:rPr>
+          <w:rStyle w:val="VerbatimChar"/>
+        </w:rPr>
+        <w:t xml:space="preserve">sponsors: integer[]</w:t>
+      </w:r>
+      <w:r>
+        <w:t xml:space="preserve"> </w:t>
+      </w:r>
+      <w:r>
+        <w:t xml:space="preserve">(parsed from JSON text)</w:t>
+      </w:r>
+    </w:p>
+    <w:p>
+      <w:pPr>
+        <w:pStyle w:val="Compact"/>
+        <w:numPr>
+          <w:ilvl w:val="1"/>
+          <w:numId w:val="1008"/>
+        </w:numPr>
+      </w:pPr>
+      <w:r>
+        <w:rPr>
+          <w:rStyle w:val="VerbatimChar"/>
+        </w:rPr>
+        <w:t xml:space="preserve">matched: 0 | 1</w:t>
+      </w:r>
+    </w:p>
+    <w:p>
+      <w:pPr>
+        <w:pStyle w:val="Compact"/>
+        <w:numPr>
+          <w:ilvl w:val="1"/>
+          <w:numId w:val="1008"/>
+        </w:numPr>
+      </w:pPr>
+      <w:r>
+        <w:rPr>
+          <w:rStyle w:val="VerbatimChar"/>
+        </w:rPr>
+        <w:t xml:space="preserve">group_id: integer | null</w:t>
+      </w:r>
+    </w:p>
+    <w:p>
+      <w:pPr>
+        <w:pStyle w:val="Compact"/>
+        <w:numPr>
+          <w:ilvl w:val="1"/>
+          <w:numId w:val="1008"/>
+        </w:numPr>
+      </w:pPr>
       <w:r>
         <w:rPr>
           <w:rStyle w:val="VerbatimChar"/>
         </w:rPr>
         <w:t xml:space="preserve">created_at: string</w:t>
       </w:r>
-      <w:r>
-        <w:t xml:space="preserve">,</w:t>
-      </w:r>
-      <w:r>
-        <w:t xml:space="preserve"> </w:t>
-      </w:r>
-      <w:r>
-        <w:rPr>
-          <w:rStyle w:val="VerbatimChar"/>
-        </w:rPr>
-        <w:t xml:space="preserve">group_count: integer</w:t>
-      </w:r>
-      <w:r>
-        <w:t xml:space="preserve">,</w:t>
-      </w:r>
-      <w:r>
-        <w:t xml:space="preserve"> </w:t>
-      </w:r>
-      <w:r>
-        <w:rPr>
-          <w:rStyle w:val="VerbatimChar"/>
-        </w:rPr>
-        <w:t xml:space="preserve">people_count: integer</w:t>
-      </w:r>
     </w:p>
     <w:bookmarkEnd w:id="14"/>
-    <w:bookmarkStart w:id="15" w:name="X19f28b0f5511edbd286f51ed7ed64181e2ef3cb"/>
+    <w:bookmarkStart w:id="15" w:name="model-matchingrun"/>
     <w:p>
       <w:pPr>
         <w:pStyle w:val="Heading3"/>
@@ -772,13 +883,7 @@
         <w:rPr>
           <w:rStyle w:val="VerbatimChar"/>
         </w:rPr>
-        <w:t xml:space="preserve">Project</w:t>
-      </w:r>
-      <w:r>
-        <w:t xml:space="preserve"> </w:t>
-      </w:r>
-      <w:r>
-        <w:t xml:space="preserve">(detail shape returned by the API)</w:t>
+        <w:t xml:space="preserve">MatchingRun</w:t>
       </w:r>
     </w:p>
     <w:p>
@@ -796,197 +901,95 @@
         </w:rPr>
         <w:t xml:space="preserve">Fields:</w:t>
       </w:r>
-    </w:p>
-    <w:p>
-      <w:pPr>
-        <w:pStyle w:val="Compact"/>
-        <w:numPr>
-          <w:ilvl w:val="1"/>
+      <w:r>
+        <w:t xml:space="preserve"> </w:t>
+      </w:r>
+      <w:r>
+        <w:rPr>
+          <w:rStyle w:val="VerbatimChar"/>
+        </w:rPr>
+        <w:t xml:space="preserve">id: integer</w:t>
+      </w:r>
+      <w:r>
+        <w:t xml:space="preserve">,</w:t>
+      </w:r>
+      <w:r>
+        <w:t xml:space="preserve"> </w:t>
+      </w:r>
+      <w:r>
+        <w:rPr>
+          <w:rStyle w:val="VerbatimChar"/>
+        </w:rPr>
+        <w:t xml:space="preserve">hackathon_id: integer</w:t>
+      </w:r>
+      <w:r>
+        <w:t xml:space="preserve">,</w:t>
+      </w:r>
+      <w:r>
+        <w:t xml:space="preserve"> </w:t>
+      </w:r>
+      <w:r>
+        <w:rPr>
+          <w:rStyle w:val="VerbatimChar"/>
+        </w:rPr>
+        <w:t xml:space="preserve">created_at: string</w:t>
+      </w:r>
+      <w:r>
+        <w:t xml:space="preserve">,</w:t>
+      </w:r>
+      <w:r>
+        <w:t xml:space="preserve"> </w:t>
+      </w:r>
+      <w:r>
+        <w:rPr>
+          <w:rStyle w:val="VerbatimChar"/>
+        </w:rPr>
+        <w:t xml:space="preserve">group_count: integer</w:t>
+      </w:r>
+      <w:r>
+        <w:t xml:space="preserve">,</w:t>
+      </w:r>
+      <w:r>
+        <w:t xml:space="preserve"> </w:t>
+      </w:r>
+      <w:r>
+        <w:rPr>
+          <w:rStyle w:val="VerbatimChar"/>
+        </w:rPr>
+        <w:t xml:space="preserve">people_count: integer</w:t>
+      </w:r>
+    </w:p>
+    <w:bookmarkEnd w:id="15"/>
+    <w:bookmarkStart w:id="16" w:name="X19f28b0f5511edbd286f51ed7ed64181e2ef3cb"/>
+    <w:p>
+      <w:pPr>
+        <w:pStyle w:val="Heading3"/>
+      </w:pPr>
+      <w:r>
+        <w:t xml:space="preserve">Model:</w:t>
+      </w:r>
+      <w:r>
+        <w:t xml:space="preserve"> </w:t>
+      </w:r>
+      <w:r>
+        <w:rPr>
+          <w:rStyle w:val="VerbatimChar"/>
+        </w:rPr>
+        <w:t xml:space="preserve">Project</w:t>
+      </w:r>
+      <w:r>
+        <w:t xml:space="preserve"> </w:t>
+      </w:r>
+      <w:r>
+        <w:t xml:space="preserve">(detail shape returned by the API)</w:t>
+      </w:r>
+    </w:p>
+    <w:p>
+      <w:pPr>
+        <w:pStyle w:val="Compact"/>
+        <w:numPr>
+          <w:ilvl w:val="0"/>
           <w:numId w:val="1010"/>
-        </w:numPr>
-      </w:pPr>
-      <w:r>
-        <w:rPr>
-          <w:rStyle w:val="VerbatimChar"/>
-        </w:rPr>
-        <w:t xml:space="preserve">id: integer</w:t>
-      </w:r>
-    </w:p>
-    <w:p>
-      <w:pPr>
-        <w:pStyle w:val="Compact"/>
-        <w:numPr>
-          <w:ilvl w:val="1"/>
-          <w:numId w:val="1010"/>
-        </w:numPr>
-      </w:pPr>
-      <w:r>
-        <w:rPr>
-          <w:rStyle w:val="VerbatimChar"/>
-        </w:rPr>
-        <w:t xml:space="preserve">hackathon_id: integer</w:t>
-      </w:r>
-    </w:p>
-    <w:p>
-      <w:pPr>
-        <w:pStyle w:val="Compact"/>
-        <w:numPr>
-          <w:ilvl w:val="1"/>
-          <w:numId w:val="1010"/>
-        </w:numPr>
-      </w:pPr>
-      <w:r>
-        <w:rPr>
-          <w:rStyle w:val="VerbatimChar"/>
-        </w:rPr>
-        <w:t xml:space="preserve">name: string</w:t>
-      </w:r>
-    </w:p>
-    <w:p>
-      <w:pPr>
-        <w:pStyle w:val="Compact"/>
-        <w:numPr>
-          <w:ilvl w:val="1"/>
-          <w:numId w:val="1010"/>
-        </w:numPr>
-      </w:pPr>
-      <w:r>
-        <w:rPr>
-          <w:rStyle w:val="VerbatimChar"/>
-        </w:rPr>
-        <w:t xml:space="preserve">short_description: string</w:t>
-      </w:r>
-    </w:p>
-    <w:p>
-      <w:pPr>
-        <w:pStyle w:val="Compact"/>
-        <w:numPr>
-          <w:ilvl w:val="1"/>
-          <w:numId w:val="1010"/>
-        </w:numPr>
-      </w:pPr>
-      <w:r>
-        <w:rPr>
-          <w:rStyle w:val="VerbatimChar"/>
-        </w:rPr>
-        <w:t xml:space="preserve">demo_video_link: string</w:t>
-      </w:r>
-    </w:p>
-    <w:p>
-      <w:pPr>
-        <w:pStyle w:val="Compact"/>
-        <w:numPr>
-          <w:ilvl w:val="1"/>
-          <w:numId w:val="1010"/>
-        </w:numPr>
-      </w:pPr>
-      <w:r>
-        <w:rPr>
-          <w:rStyle w:val="VerbatimChar"/>
-        </w:rPr>
-        <w:t xml:space="preserve">git_link: string</w:t>
-      </w:r>
-    </w:p>
-    <w:p>
-      <w:pPr>
-        <w:pStyle w:val="Compact"/>
-        <w:numPr>
-          <w:ilvl w:val="1"/>
-          <w:numId w:val="1010"/>
-        </w:numPr>
-      </w:pPr>
-      <w:r>
-        <w:rPr>
-          <w:rStyle w:val="VerbatimChar"/>
-        </w:rPr>
-        <w:t xml:space="preserve">created_by: integer</w:t>
-      </w:r>
-    </w:p>
-    <w:p>
-      <w:pPr>
-        <w:pStyle w:val="Compact"/>
-        <w:numPr>
-          <w:ilvl w:val="1"/>
-          <w:numId w:val="1010"/>
-        </w:numPr>
-      </w:pPr>
-      <w:r>
-        <w:rPr>
-          <w:rStyle w:val="VerbatimChar"/>
-        </w:rPr>
-        <w:t xml:space="preserve">created_at: string</w:t>
-      </w:r>
-    </w:p>
-    <w:p>
-      <w:pPr>
-        <w:pStyle w:val="Compact"/>
-        <w:numPr>
-          <w:ilvl w:val="1"/>
-          <w:numId w:val="1010"/>
-        </w:numPr>
-      </w:pPr>
-      <w:r>
-        <w:rPr>
-          <w:rStyle w:val="VerbatimChar"/>
-        </w:rPr>
-        <w:t xml:space="preserve">participants: { id, email, linkedin }[]</w:t>
-      </w:r>
-    </w:p>
-    <w:p>
-      <w:pPr>
-        <w:pStyle w:val="Compact"/>
-        <w:numPr>
-          <w:ilvl w:val="1"/>
-          <w:numId w:val="1010"/>
-        </w:numPr>
-      </w:pPr>
-      <w:r>
-        <w:rPr>
-          <w:rStyle w:val="VerbatimChar"/>
-        </w:rPr>
-        <w:t xml:space="preserve">tracks: { id, name }[]</w:t>
-      </w:r>
-    </w:p>
-    <w:p>
-      <w:pPr>
-        <w:pStyle w:val="Compact"/>
-        <w:numPr>
-          <w:ilvl w:val="1"/>
-          <w:numId w:val="1010"/>
-        </w:numPr>
-      </w:pPr>
-      <w:r>
-        <w:rPr>
-          <w:rStyle w:val="VerbatimChar"/>
-        </w:rPr>
-        <w:t xml:space="preserve">sponsors: { id, name }[]</w:t>
-      </w:r>
-    </w:p>
-    <w:bookmarkEnd w:id="15"/>
-    <w:bookmarkStart w:id="16" w:name="model-score"/>
-    <w:p>
-      <w:pPr>
-        <w:pStyle w:val="Heading3"/>
-      </w:pPr>
-      <w:r>
-        <w:t xml:space="preserve">Model:</w:t>
-      </w:r>
-      <w:r>
-        <w:t xml:space="preserve"> </w:t>
-      </w:r>
-      <w:r>
-        <w:rPr>
-          <w:rStyle w:val="VerbatimChar"/>
-        </w:rPr>
-        <w:t xml:space="preserve">Score</w:t>
-      </w:r>
-    </w:p>
-    <w:p>
-      <w:pPr>
-        <w:pStyle w:val="Compact"/>
-        <w:numPr>
-          <w:ilvl w:val="0"/>
-          <w:numId w:val="1011"/>
         </w:numPr>
       </w:pPr>
       <w:r>
@@ -1002,209 +1005,191 @@
         <w:pStyle w:val="Compact"/>
         <w:numPr>
           <w:ilvl w:val="1"/>
+          <w:numId w:val="1011"/>
+        </w:numPr>
+      </w:pPr>
+      <w:r>
+        <w:rPr>
+          <w:rStyle w:val="VerbatimChar"/>
+        </w:rPr>
+        <w:t xml:space="preserve">id: integer</w:t>
+      </w:r>
+    </w:p>
+    <w:p>
+      <w:pPr>
+        <w:pStyle w:val="Compact"/>
+        <w:numPr>
+          <w:ilvl w:val="1"/>
+          <w:numId w:val="1011"/>
+        </w:numPr>
+      </w:pPr>
+      <w:r>
+        <w:rPr>
+          <w:rStyle w:val="VerbatimChar"/>
+        </w:rPr>
+        <w:t xml:space="preserve">hackathon_id: integer</w:t>
+      </w:r>
+    </w:p>
+    <w:p>
+      <w:pPr>
+        <w:pStyle w:val="Compact"/>
+        <w:numPr>
+          <w:ilvl w:val="1"/>
+          <w:numId w:val="1011"/>
+        </w:numPr>
+      </w:pPr>
+      <w:r>
+        <w:rPr>
+          <w:rStyle w:val="VerbatimChar"/>
+        </w:rPr>
+        <w:t xml:space="preserve">name: string</w:t>
+      </w:r>
+    </w:p>
+    <w:p>
+      <w:pPr>
+        <w:pStyle w:val="Compact"/>
+        <w:numPr>
+          <w:ilvl w:val="1"/>
+          <w:numId w:val="1011"/>
+        </w:numPr>
+      </w:pPr>
+      <w:r>
+        <w:rPr>
+          <w:rStyle w:val="VerbatimChar"/>
+        </w:rPr>
+        <w:t xml:space="preserve">short_description: string</w:t>
+      </w:r>
+    </w:p>
+    <w:p>
+      <w:pPr>
+        <w:pStyle w:val="Compact"/>
+        <w:numPr>
+          <w:ilvl w:val="1"/>
+          <w:numId w:val="1011"/>
+        </w:numPr>
+      </w:pPr>
+      <w:r>
+        <w:rPr>
+          <w:rStyle w:val="VerbatimChar"/>
+        </w:rPr>
+        <w:t xml:space="preserve">demo_video_link: string</w:t>
+      </w:r>
+    </w:p>
+    <w:p>
+      <w:pPr>
+        <w:pStyle w:val="Compact"/>
+        <w:numPr>
+          <w:ilvl w:val="1"/>
+          <w:numId w:val="1011"/>
+        </w:numPr>
+      </w:pPr>
+      <w:r>
+        <w:rPr>
+          <w:rStyle w:val="VerbatimChar"/>
+        </w:rPr>
+        <w:t xml:space="preserve">git_link: string</w:t>
+      </w:r>
+    </w:p>
+    <w:p>
+      <w:pPr>
+        <w:pStyle w:val="Compact"/>
+        <w:numPr>
+          <w:ilvl w:val="1"/>
+          <w:numId w:val="1011"/>
+        </w:numPr>
+      </w:pPr>
+      <w:r>
+        <w:rPr>
+          <w:rStyle w:val="VerbatimChar"/>
+        </w:rPr>
+        <w:t xml:space="preserve">created_by: integer</w:t>
+      </w:r>
+    </w:p>
+    <w:p>
+      <w:pPr>
+        <w:pStyle w:val="Compact"/>
+        <w:numPr>
+          <w:ilvl w:val="1"/>
+          <w:numId w:val="1011"/>
+        </w:numPr>
+      </w:pPr>
+      <w:r>
+        <w:rPr>
+          <w:rStyle w:val="VerbatimChar"/>
+        </w:rPr>
+        <w:t xml:space="preserve">created_at: string</w:t>
+      </w:r>
+    </w:p>
+    <w:p>
+      <w:pPr>
+        <w:pStyle w:val="Compact"/>
+        <w:numPr>
+          <w:ilvl w:val="1"/>
+          <w:numId w:val="1011"/>
+        </w:numPr>
+      </w:pPr>
+      <w:r>
+        <w:rPr>
+          <w:rStyle w:val="VerbatimChar"/>
+        </w:rPr>
+        <w:t xml:space="preserve">participants: { id, email, linkedin }[]</w:t>
+      </w:r>
+    </w:p>
+    <w:p>
+      <w:pPr>
+        <w:pStyle w:val="Compact"/>
+        <w:numPr>
+          <w:ilvl w:val="1"/>
+          <w:numId w:val="1011"/>
+        </w:numPr>
+      </w:pPr>
+      <w:r>
+        <w:rPr>
+          <w:rStyle w:val="VerbatimChar"/>
+        </w:rPr>
+        <w:t xml:space="preserve">tracks: { id, name }[]</w:t>
+      </w:r>
+    </w:p>
+    <w:p>
+      <w:pPr>
+        <w:pStyle w:val="Compact"/>
+        <w:numPr>
+          <w:ilvl w:val="1"/>
+          <w:numId w:val="1011"/>
+        </w:numPr>
+      </w:pPr>
+      <w:r>
+        <w:rPr>
+          <w:rStyle w:val="VerbatimChar"/>
+        </w:rPr>
+        <w:t xml:space="preserve">sponsors: { id, name }[]</w:t>
+      </w:r>
+    </w:p>
+    <w:bookmarkEnd w:id="16"/>
+    <w:bookmarkStart w:id="17" w:name="model-score"/>
+    <w:p>
+      <w:pPr>
+        <w:pStyle w:val="Heading3"/>
+      </w:pPr>
+      <w:r>
+        <w:t xml:space="preserve">Model:</w:t>
+      </w:r>
+      <w:r>
+        <w:t xml:space="preserve"> </w:t>
+      </w:r>
+      <w:r>
+        <w:rPr>
+          <w:rStyle w:val="VerbatimChar"/>
+        </w:rPr>
+        <w:t xml:space="preserve">Score</w:t>
+      </w:r>
+    </w:p>
+    <w:p>
+      <w:pPr>
+        <w:pStyle w:val="Compact"/>
+        <w:numPr>
+          <w:ilvl w:val="0"/>
           <w:numId w:val="1012"/>
-        </w:numPr>
-      </w:pPr>
-      <w:r>
-        <w:rPr>
-          <w:rStyle w:val="VerbatimChar"/>
-        </w:rPr>
-        <w:t xml:space="preserve">id: integer</w:t>
-      </w:r>
-    </w:p>
-    <w:p>
-      <w:pPr>
-        <w:pStyle w:val="Compact"/>
-        <w:numPr>
-          <w:ilvl w:val="1"/>
-          <w:numId w:val="1012"/>
-        </w:numPr>
-      </w:pPr>
-      <w:r>
-        <w:rPr>
-          <w:rStyle w:val="VerbatimChar"/>
-        </w:rPr>
-        <w:t xml:space="preserve">project_id: integer</w:t>
-      </w:r>
-    </w:p>
-    <w:p>
-      <w:pPr>
-        <w:pStyle w:val="Compact"/>
-        <w:numPr>
-          <w:ilvl w:val="1"/>
-          <w:numId w:val="1012"/>
-        </w:numPr>
-      </w:pPr>
-      <w:r>
-        <w:rPr>
-          <w:rStyle w:val="VerbatimChar"/>
-        </w:rPr>
-        <w:t xml:space="preserve">judge_id: integer</w:t>
-      </w:r>
-    </w:p>
-    <w:p>
-      <w:pPr>
-        <w:pStyle w:val="Compact"/>
-        <w:numPr>
-          <w:ilvl w:val="1"/>
-          <w:numId w:val="1012"/>
-        </w:numPr>
-      </w:pPr>
-      <w:r>
-        <w:rPr>
-          <w:rStyle w:val="VerbatimChar"/>
-        </w:rPr>
-        <w:t xml:space="preserve">presentation: integer (0–20)</w:t>
-      </w:r>
-    </w:p>
-    <w:p>
-      <w:pPr>
-        <w:pStyle w:val="Compact"/>
-        <w:numPr>
-          <w:ilvl w:val="1"/>
-          <w:numId w:val="1012"/>
-        </w:numPr>
-      </w:pPr>
-      <w:r>
-        <w:rPr>
-          <w:rStyle w:val="VerbatimChar"/>
-        </w:rPr>
-        <w:t xml:space="preserve">technical: integer (0–20)</w:t>
-      </w:r>
-    </w:p>
-    <w:p>
-      <w:pPr>
-        <w:pStyle w:val="Compact"/>
-        <w:numPr>
-          <w:ilvl w:val="1"/>
-          <w:numId w:val="1012"/>
-        </w:numPr>
-      </w:pPr>
-      <w:r>
-        <w:rPr>
-          <w:rStyle w:val="VerbatimChar"/>
-        </w:rPr>
-        <w:t xml:space="preserve">code_quality: integer (0–15)</w:t>
-      </w:r>
-    </w:p>
-    <w:p>
-      <w:pPr>
-        <w:pStyle w:val="Compact"/>
-        <w:numPr>
-          <w:ilvl w:val="1"/>
-          <w:numId w:val="1012"/>
-        </w:numPr>
-      </w:pPr>
-      <w:r>
-        <w:rPr>
-          <w:rStyle w:val="VerbatimChar"/>
-        </w:rPr>
-        <w:t xml:space="preserve">functionality: integer (0–15)</w:t>
-      </w:r>
-    </w:p>
-    <w:p>
-      <w:pPr>
-        <w:pStyle w:val="Compact"/>
-        <w:numPr>
-          <w:ilvl w:val="1"/>
-          <w:numId w:val="1012"/>
-        </w:numPr>
-      </w:pPr>
-      <w:r>
-        <w:rPr>
-          <w:rStyle w:val="VerbatimChar"/>
-        </w:rPr>
-        <w:t xml:space="preserve">innovation: integer (0–15)</w:t>
-      </w:r>
-    </w:p>
-    <w:p>
-      <w:pPr>
-        <w:pStyle w:val="Compact"/>
-        <w:numPr>
-          <w:ilvl w:val="1"/>
-          <w:numId w:val="1012"/>
-        </w:numPr>
-      </w:pPr>
-      <w:r>
-        <w:rPr>
-          <w:rStyle w:val="VerbatimChar"/>
-        </w:rPr>
-        <w:t xml:space="preserve">ux: integer (0–15)</w:t>
-      </w:r>
-    </w:p>
-    <w:p>
-      <w:pPr>
-        <w:pStyle w:val="Compact"/>
-        <w:numPr>
-          <w:ilvl w:val="1"/>
-          <w:numId w:val="1012"/>
-        </w:numPr>
-      </w:pPr>
-      <w:r>
-        <w:rPr>
-          <w:rStyle w:val="VerbatimChar"/>
-        </w:rPr>
-        <w:t xml:space="preserve">total: integer (0–100)</w:t>
-      </w:r>
-    </w:p>
-    <w:p>
-      <w:pPr>
-        <w:pStyle w:val="Compact"/>
-        <w:numPr>
-          <w:ilvl w:val="1"/>
-          <w:numId w:val="1012"/>
-        </w:numPr>
-      </w:pPr>
-      <w:r>
-        <w:rPr>
-          <w:rStyle w:val="VerbatimChar"/>
-        </w:rPr>
-        <w:t xml:space="preserve">comments: string</w:t>
-      </w:r>
-    </w:p>
-    <w:bookmarkEnd w:id="16"/>
-    <w:bookmarkStart w:id="17" w:name="Xb8521c2feee714f32c6a747e81d67439b3d304a"/>
-    <w:p>
-      <w:pPr>
-        <w:pStyle w:val="Heading3"/>
-      </w:pPr>
-      <w:r>
-        <w:t xml:space="preserve">Model:</w:t>
-      </w:r>
-      <w:r>
-        <w:t xml:space="preserve"> </w:t>
-      </w:r>
-      <w:r>
-        <w:rPr>
-          <w:rStyle w:val="VerbatimChar"/>
-        </w:rPr>
-        <w:t xml:space="preserve">ScoreCriterion</w:t>
-      </w:r>
-      <w:r>
-        <w:t xml:space="preserve"> </w:t>
-      </w:r>
-      <w:r>
-        <w:t xml:space="preserve">(config constant,</w:t>
-      </w:r>
-      <w:r>
-        <w:t xml:space="preserve"> </w:t>
-      </w:r>
-      <w:r>
-        <w:rPr>
-          <w:rStyle w:val="VerbatimChar"/>
-        </w:rPr>
-        <w:t xml:space="preserve">backend/src/constants.js</w:t>
-      </w:r>
-      <w:r>
-        <w:t xml:space="preserve">)</w:t>
-      </w:r>
-    </w:p>
-    <w:p>
-      <w:pPr>
-        <w:pStyle w:val="Compact"/>
-        <w:numPr>
-          <w:ilvl w:val="0"/>
-          <w:numId w:val="1013"/>
         </w:numPr>
       </w:pPr>
       <w:r>
@@ -1214,48 +1199,186 @@
         </w:rPr>
         <w:t xml:space="preserve">Fields:</w:t>
       </w:r>
-      <w:r>
-        <w:t xml:space="preserve"> </w:t>
-      </w:r>
-      <w:r>
-        <w:rPr>
-          <w:rStyle w:val="VerbatimChar"/>
-        </w:rPr>
-        <w:t xml:space="preserve">key: string</w:t>
-      </w:r>
-      <w:r>
-        <w:t xml:space="preserve">,</w:t>
-      </w:r>
-      <w:r>
-        <w:t xml:space="preserve"> </w:t>
-      </w:r>
-      <w:r>
-        <w:rPr>
-          <w:rStyle w:val="VerbatimChar"/>
-        </w:rPr>
-        <w:t xml:space="preserve">label: string</w:t>
-      </w:r>
-      <w:r>
-        <w:t xml:space="preserve">,</w:t>
-      </w:r>
-      <w:r>
-        <w:t xml:space="preserve"> </w:t>
-      </w:r>
-      <w:r>
-        <w:rPr>
-          <w:rStyle w:val="VerbatimChar"/>
-        </w:rPr>
-        <w:t xml:space="preserve">max: integer</w:t>
-      </w:r>
-      <w:r>
-        <w:t xml:space="preserve"> </w:t>
-      </w:r>
-      <w:r>
-        <w:t xml:space="preserve">— the six criteria sum to 100.</w:t>
+    </w:p>
+    <w:p>
+      <w:pPr>
+        <w:pStyle w:val="Compact"/>
+        <w:numPr>
+          <w:ilvl w:val="1"/>
+          <w:numId w:val="1013"/>
+        </w:numPr>
+      </w:pPr>
+      <w:r>
+        <w:rPr>
+          <w:rStyle w:val="VerbatimChar"/>
+        </w:rPr>
+        <w:t xml:space="preserve">id: integer</w:t>
+      </w:r>
+    </w:p>
+    <w:p>
+      <w:pPr>
+        <w:pStyle w:val="Compact"/>
+        <w:numPr>
+          <w:ilvl w:val="1"/>
+          <w:numId w:val="1013"/>
+        </w:numPr>
+      </w:pPr>
+      <w:r>
+        <w:rPr>
+          <w:rStyle w:val="VerbatimChar"/>
+        </w:rPr>
+        <w:t xml:space="preserve">project_id: integer</w:t>
+      </w:r>
+    </w:p>
+    <w:p>
+      <w:pPr>
+        <w:pStyle w:val="Compact"/>
+        <w:numPr>
+          <w:ilvl w:val="1"/>
+          <w:numId w:val="1013"/>
+        </w:numPr>
+      </w:pPr>
+      <w:r>
+        <w:rPr>
+          <w:rStyle w:val="VerbatimChar"/>
+        </w:rPr>
+        <w:t xml:space="preserve">judge_id: integer</w:t>
+      </w:r>
+    </w:p>
+    <w:p>
+      <w:pPr>
+        <w:pStyle w:val="Compact"/>
+        <w:numPr>
+          <w:ilvl w:val="1"/>
+          <w:numId w:val="1013"/>
+        </w:numPr>
+      </w:pPr>
+      <w:r>
+        <w:rPr>
+          <w:rStyle w:val="VerbatimChar"/>
+        </w:rPr>
+        <w:t xml:space="preserve">presentation: integer (0–100)</w:t>
+      </w:r>
+    </w:p>
+    <w:p>
+      <w:pPr>
+        <w:pStyle w:val="Compact"/>
+        <w:numPr>
+          <w:ilvl w:val="1"/>
+          <w:numId w:val="1013"/>
+        </w:numPr>
+      </w:pPr>
+      <w:r>
+        <w:rPr>
+          <w:rStyle w:val="VerbatimChar"/>
+        </w:rPr>
+        <w:t xml:space="preserve">execution: integer (0–100)</w:t>
+      </w:r>
+    </w:p>
+    <w:p>
+      <w:pPr>
+        <w:pStyle w:val="Compact"/>
+        <w:numPr>
+          <w:ilvl w:val="1"/>
+          <w:numId w:val="1013"/>
+        </w:numPr>
+      </w:pPr>
+      <w:r>
+        <w:rPr>
+          <w:rStyle w:val="VerbatimChar"/>
+        </w:rPr>
+        <w:t xml:space="preserve">innovation: integer (0–100)</w:t>
+      </w:r>
+    </w:p>
+    <w:p>
+      <w:pPr>
+        <w:pStyle w:val="Compact"/>
+        <w:numPr>
+          <w:ilvl w:val="1"/>
+          <w:numId w:val="1013"/>
+        </w:numPr>
+      </w:pPr>
+      <w:r>
+        <w:rPr>
+          <w:rStyle w:val="VerbatimChar"/>
+        </w:rPr>
+        <w:t xml:space="preserve">impact: integer (0–100)</w:t>
+      </w:r>
+    </w:p>
+    <w:p>
+      <w:pPr>
+        <w:pStyle w:val="Compact"/>
+        <w:numPr>
+          <w:ilvl w:val="1"/>
+          <w:numId w:val="1013"/>
+        </w:numPr>
+      </w:pPr>
+      <w:r>
+        <w:rPr>
+          <w:rStyle w:val="VerbatimChar"/>
+        </w:rPr>
+        <w:t xml:space="preserve">implementation: integer (0–100)</w:t>
+      </w:r>
+    </w:p>
+    <w:p>
+      <w:pPr>
+        <w:pStyle w:val="Compact"/>
+        <w:numPr>
+          <w:ilvl w:val="1"/>
+          <w:numId w:val="1013"/>
+        </w:numPr>
+      </w:pPr>
+      <w:r>
+        <w:rPr>
+          <w:rStyle w:val="VerbatimChar"/>
+        </w:rPr>
+        <w:t xml:space="preserve">total: number (0–100)</w:t>
+      </w:r>
+      <w:r>
+        <w:t xml:space="preserve"> </w:t>
+      </w:r>
+      <w:r>
+        <w:t xml:space="preserve">— the average of the five categories</w:t>
+      </w:r>
+    </w:p>
+    <w:p>
+      <w:pPr>
+        <w:pStyle w:val="Compact"/>
+        <w:numPr>
+          <w:ilvl w:val="1"/>
+          <w:numId w:val="1013"/>
+        </w:numPr>
+      </w:pPr>
+      <w:r>
+        <w:rPr>
+          <w:rStyle w:val="VerbatimChar"/>
+        </w:rPr>
+        <w:t xml:space="preserve">investment: number (≥ 0)</w:t>
+      </w:r>
+      <w:r>
+        <w:t xml:space="preserve"> </w:t>
+      </w:r>
+      <w:r>
+        <w:t xml:space="preserve">— how much this judge would invest in the project</w:t>
+      </w:r>
+    </w:p>
+    <w:p>
+      <w:pPr>
+        <w:pStyle w:val="Compact"/>
+        <w:numPr>
+          <w:ilvl w:val="1"/>
+          <w:numId w:val="1013"/>
+        </w:numPr>
+      </w:pPr>
+      <w:r>
+        <w:rPr>
+          <w:rStyle w:val="VerbatimChar"/>
+        </w:rPr>
+        <w:t xml:space="preserve">comments: string</w:t>
       </w:r>
     </w:p>
     <w:bookmarkEnd w:id="17"/>
-    <w:bookmarkStart w:id="18" w:name="model-roleoption-config-constant"/>
+    <w:bookmarkStart w:id="18" w:name="Xb8521c2feee714f32c6a747e81d67439b3d304a"/>
     <w:p>
       <w:pPr>
         <w:pStyle w:val="Heading3"/>
@@ -1270,13 +1393,25 @@
         <w:rPr>
           <w:rStyle w:val="VerbatimChar"/>
         </w:rPr>
-        <w:t xml:space="preserve">RoleOption</w:t>
-      </w:r>
-      <w:r>
-        <w:t xml:space="preserve"> </w:t>
-      </w:r>
-      <w:r>
-        <w:t xml:space="preserve">(config constant)</w:t>
+        <w:t xml:space="preserve">ScoreCriterion</w:t>
+      </w:r>
+      <w:r>
+        <w:t xml:space="preserve"> </w:t>
+      </w:r>
+      <w:r>
+        <w:t xml:space="preserve">(config constant,</w:t>
+      </w:r>
+      <w:r>
+        <w:t xml:space="preserve"> </w:t>
+      </w:r>
+      <w:r>
+        <w:rPr>
+          <w:rStyle w:val="VerbatimChar"/>
+        </w:rPr>
+        <w:t xml:space="preserve">backend/src/constants.js</w:t>
+      </w:r>
+      <w:r>
+        <w:t xml:space="preserve">)</w:t>
       </w:r>
     </w:p>
     <w:p>
@@ -1301,6 +1436,92 @@
         <w:rPr>
           <w:rStyle w:val="VerbatimChar"/>
         </w:rPr>
+        <w:t xml:space="preserve">key: string</w:t>
+      </w:r>
+      <w:r>
+        <w:t xml:space="preserve">,</w:t>
+      </w:r>
+      <w:r>
+        <w:t xml:space="preserve"> </w:t>
+      </w:r>
+      <w:r>
+        <w:rPr>
+          <w:rStyle w:val="VerbatimChar"/>
+        </w:rPr>
+        <w:t xml:space="preserve">label: string</w:t>
+      </w:r>
+      <w:r>
+        <w:t xml:space="preserve">,</w:t>
+      </w:r>
+      <w:r>
+        <w:t xml:space="preserve"> </w:t>
+      </w:r>
+      <w:r>
+        <w:rPr>
+          <w:rStyle w:val="VerbatimChar"/>
+        </w:rPr>
+        <w:t xml:space="preserve">max: integer</w:t>
+      </w:r>
+      <w:r>
+        <w:t xml:space="preserve"> </w:t>
+      </w:r>
+      <w:r>
+        <w:t xml:space="preserve">— five categories, each max 100; a</w:t>
+      </w:r>
+      <w:r>
+        <w:t xml:space="preserve"> </w:t>
+      </w:r>
+      <w:r>
+        <w:t xml:space="preserve">project’s total is their average (out of 100).</w:t>
+      </w:r>
+    </w:p>
+    <w:bookmarkEnd w:id="18"/>
+    <w:bookmarkStart w:id="19" w:name="model-roleoption-config-constant"/>
+    <w:p>
+      <w:pPr>
+        <w:pStyle w:val="Heading3"/>
+      </w:pPr>
+      <w:r>
+        <w:t xml:space="preserve">Model:</w:t>
+      </w:r>
+      <w:r>
+        <w:t xml:space="preserve"> </w:t>
+      </w:r>
+      <w:r>
+        <w:rPr>
+          <w:rStyle w:val="VerbatimChar"/>
+        </w:rPr>
+        <w:t xml:space="preserve">RoleOption</w:t>
+      </w:r>
+      <w:r>
+        <w:t xml:space="preserve"> </w:t>
+      </w:r>
+      <w:r>
+        <w:t xml:space="preserve">(config constant)</w:t>
+      </w:r>
+    </w:p>
+    <w:p>
+      <w:pPr>
+        <w:pStyle w:val="Compact"/>
+        <w:numPr>
+          <w:ilvl w:val="0"/>
+          <w:numId w:val="1015"/>
+        </w:numPr>
+      </w:pPr>
+      <w:r>
+        <w:rPr>
+          <w:b/>
+          <w:bCs/>
+        </w:rPr>
+        <w:t xml:space="preserve">Fields:</w:t>
+      </w:r>
+      <w:r>
+        <w:t xml:space="preserve"> </w:t>
+      </w:r>
+      <w:r>
+        <w:rPr>
+          <w:rStyle w:val="VerbatimChar"/>
+        </w:rPr>
         <w:t xml:space="preserve">value: string</w:t>
       </w:r>
       <w:r>
@@ -1316,8 +1537,8 @@
         <w:t xml:space="preserve">bucket: 'engineering' | 'design' | 'product' | 'domain'</w:t>
       </w:r>
     </w:p>
-    <w:bookmarkEnd w:id="18"/>
     <w:bookmarkEnd w:id="19"/>
+    <w:bookmarkEnd w:id="20"/>
     <w:sectPr>
       <w:footnotePr>
         <w:numRestart w:val="eachSect"/>
@@ -1574,6 +1795,9 @@
     <w:abstractNumId w:val="991"/>
   </w:num>
   <w:num w:numId="1014">
+    <w:abstractNumId w:val="991"/>
+  </w:num>
+  <w:num w:numId="1015">
     <w:abstractNumId w:val="991"/>
   </w:num>
 </w:numbering>
